--- a/ARRAY/JS.docx
+++ b/ARRAY/JS.docx
@@ -103,6 +103,7 @@
         </w:rPr>
         <w:t xml:space="preserve"> and </w:t>
       </w:r>
+      <w:proofErr w:type="spellStart"/>
       <w:r>
         <w:rPr>
           <w:rFonts w:ascii="Courier New" w:eastAsia="Times New Roman" w:hAnsi="Courier New" w:cs="Courier New"/>
@@ -111,6 +112,7 @@
         </w:rPr>
         <w:t>const</w:t>
       </w:r>
+      <w:proofErr w:type="spellEnd"/>
       <w:r>
         <w:rPr>
           <w:rFonts w:ascii="Times New Roman" w:eastAsia="Times New Roman" w:hAnsi="Times New Roman" w:cs="Times New Roman"/>
@@ -573,72 +575,100 @@
           <w:sz w:val="20"/>
           <w:szCs w:val="20"/>
         </w:rPr>
-        <w:t xml:space="preserve"> arr = [10, 20, 30];</w:t>
-      </w:r>
-    </w:p>
-    <w:p>
-      <w:pPr>
-        <w:tabs>
-          <w:tab w:val="left" w:pos="916"/>
-          <w:tab w:val="left" w:pos="1832"/>
-          <w:tab w:val="left" w:pos="2748"/>
-          <w:tab w:val="left" w:pos="3664"/>
-          <w:tab w:val="left" w:pos="4580"/>
-          <w:tab w:val="left" w:pos="5496"/>
-          <w:tab w:val="left" w:pos="6412"/>
-          <w:tab w:val="left" w:pos="7328"/>
-          <w:tab w:val="left" w:pos="8244"/>
-          <w:tab w:val="left" w:pos="9160"/>
-          <w:tab w:val="left" w:pos="10076"/>
-          <w:tab w:val="left" w:pos="10992"/>
-          <w:tab w:val="left" w:pos="11908"/>
-          <w:tab w:val="left" w:pos="12824"/>
-          <w:tab w:val="left" w:pos="13740"/>
-          <w:tab w:val="left" w:pos="14656"/>
-        </w:tabs>
-        <w:spacing w:after="0" w:line="240" w:lineRule="auto"/>
-        <w:rPr>
-          <w:rFonts w:ascii="Courier New" w:eastAsia="Times New Roman" w:hAnsi="Courier New" w:cs="Courier New"/>
-          <w:sz w:val="20"/>
-          <w:szCs w:val="20"/>
-        </w:rPr>
-      </w:pPr>
-    </w:p>
-    <w:p>
-      <w:pPr>
-        <w:tabs>
-          <w:tab w:val="left" w:pos="916"/>
-          <w:tab w:val="left" w:pos="1832"/>
-          <w:tab w:val="left" w:pos="2748"/>
-          <w:tab w:val="left" w:pos="3664"/>
-          <w:tab w:val="left" w:pos="4580"/>
-          <w:tab w:val="left" w:pos="5496"/>
-          <w:tab w:val="left" w:pos="6412"/>
-          <w:tab w:val="left" w:pos="7328"/>
-          <w:tab w:val="left" w:pos="8244"/>
-          <w:tab w:val="left" w:pos="9160"/>
-          <w:tab w:val="left" w:pos="10076"/>
-          <w:tab w:val="left" w:pos="10992"/>
-          <w:tab w:val="left" w:pos="11908"/>
-          <w:tab w:val="left" w:pos="12824"/>
-          <w:tab w:val="left" w:pos="13740"/>
-          <w:tab w:val="left" w:pos="14656"/>
-        </w:tabs>
-        <w:spacing w:after="0" w:line="240" w:lineRule="auto"/>
-        <w:rPr>
-          <w:rFonts w:ascii="Courier New" w:eastAsia="Times New Roman" w:hAnsi="Courier New" w:cs="Courier New"/>
-          <w:sz w:val="20"/>
-          <w:szCs w:val="20"/>
-        </w:rPr>
-      </w:pPr>
-      <w:proofErr w:type="gramStart"/>
-      <w:r>
-        <w:rPr>
-          <w:rFonts w:ascii="Courier New" w:eastAsia="Times New Roman" w:hAnsi="Courier New" w:cs="Courier New"/>
-          <w:sz w:val="20"/>
-          <w:szCs w:val="20"/>
-        </w:rPr>
-        <w:t>arr.push(</w:t>
+        <w:t xml:space="preserve"> </w:t>
+      </w:r>
+      <w:proofErr w:type="spellStart"/>
+      <w:r>
+        <w:rPr>
+          <w:rFonts w:ascii="Courier New" w:eastAsia="Times New Roman" w:hAnsi="Courier New" w:cs="Courier New"/>
+          <w:sz w:val="20"/>
+          <w:szCs w:val="20"/>
+        </w:rPr>
+        <w:t>arr</w:t>
+      </w:r>
+      <w:proofErr w:type="spellEnd"/>
+      <w:r>
+        <w:rPr>
+          <w:rFonts w:ascii="Courier New" w:eastAsia="Times New Roman" w:hAnsi="Courier New" w:cs="Courier New"/>
+          <w:sz w:val="20"/>
+          <w:szCs w:val="20"/>
+        </w:rPr>
+        <w:t xml:space="preserve"> = [10, 20, 30];</w:t>
+      </w:r>
+    </w:p>
+    <w:p>
+      <w:pPr>
+        <w:tabs>
+          <w:tab w:val="left" w:pos="916"/>
+          <w:tab w:val="left" w:pos="1832"/>
+          <w:tab w:val="left" w:pos="2748"/>
+          <w:tab w:val="left" w:pos="3664"/>
+          <w:tab w:val="left" w:pos="4580"/>
+          <w:tab w:val="left" w:pos="5496"/>
+          <w:tab w:val="left" w:pos="6412"/>
+          <w:tab w:val="left" w:pos="7328"/>
+          <w:tab w:val="left" w:pos="8244"/>
+          <w:tab w:val="left" w:pos="9160"/>
+          <w:tab w:val="left" w:pos="10076"/>
+          <w:tab w:val="left" w:pos="10992"/>
+          <w:tab w:val="left" w:pos="11908"/>
+          <w:tab w:val="left" w:pos="12824"/>
+          <w:tab w:val="left" w:pos="13740"/>
+          <w:tab w:val="left" w:pos="14656"/>
+        </w:tabs>
+        <w:spacing w:after="0" w:line="240" w:lineRule="auto"/>
+        <w:rPr>
+          <w:rFonts w:ascii="Courier New" w:eastAsia="Times New Roman" w:hAnsi="Courier New" w:cs="Courier New"/>
+          <w:sz w:val="20"/>
+          <w:szCs w:val="20"/>
+        </w:rPr>
+      </w:pPr>
+    </w:p>
+    <w:p>
+      <w:pPr>
+        <w:tabs>
+          <w:tab w:val="left" w:pos="916"/>
+          <w:tab w:val="left" w:pos="1832"/>
+          <w:tab w:val="left" w:pos="2748"/>
+          <w:tab w:val="left" w:pos="3664"/>
+          <w:tab w:val="left" w:pos="4580"/>
+          <w:tab w:val="left" w:pos="5496"/>
+          <w:tab w:val="left" w:pos="6412"/>
+          <w:tab w:val="left" w:pos="7328"/>
+          <w:tab w:val="left" w:pos="8244"/>
+          <w:tab w:val="left" w:pos="9160"/>
+          <w:tab w:val="left" w:pos="10076"/>
+          <w:tab w:val="left" w:pos="10992"/>
+          <w:tab w:val="left" w:pos="11908"/>
+          <w:tab w:val="left" w:pos="12824"/>
+          <w:tab w:val="left" w:pos="13740"/>
+          <w:tab w:val="left" w:pos="14656"/>
+        </w:tabs>
+        <w:spacing w:after="0" w:line="240" w:lineRule="auto"/>
+        <w:rPr>
+          <w:rFonts w:ascii="Courier New" w:eastAsia="Times New Roman" w:hAnsi="Courier New" w:cs="Courier New"/>
+          <w:sz w:val="20"/>
+          <w:szCs w:val="20"/>
+        </w:rPr>
+      </w:pPr>
+      <w:proofErr w:type="spellStart"/>
+      <w:proofErr w:type="gramStart"/>
+      <w:r>
+        <w:rPr>
+          <w:rFonts w:ascii="Courier New" w:eastAsia="Times New Roman" w:hAnsi="Courier New" w:cs="Courier New"/>
+          <w:sz w:val="20"/>
+          <w:szCs w:val="20"/>
+        </w:rPr>
+        <w:t>arr.push</w:t>
+      </w:r>
+      <w:proofErr w:type="spellEnd"/>
+      <w:r>
+        <w:rPr>
+          <w:rFonts w:ascii="Courier New" w:eastAsia="Times New Roman" w:hAnsi="Courier New" w:cs="Courier New"/>
+          <w:sz w:val="20"/>
+          <w:szCs w:val="20"/>
+        </w:rPr>
+        <w:t>(</w:t>
       </w:r>
       <w:proofErr w:type="gramEnd"/>
       <w:r>
@@ -677,14 +707,24 @@
           <w:szCs w:val="20"/>
         </w:rPr>
       </w:pPr>
-      <w:proofErr w:type="gramStart"/>
-      <w:r>
-        <w:rPr>
-          <w:rFonts w:ascii="Courier New" w:eastAsia="Times New Roman" w:hAnsi="Courier New" w:cs="Courier New"/>
-          <w:sz w:val="20"/>
-          <w:szCs w:val="20"/>
-        </w:rPr>
-        <w:t>arr.pop(</w:t>
+      <w:proofErr w:type="spellStart"/>
+      <w:proofErr w:type="gramStart"/>
+      <w:r>
+        <w:rPr>
+          <w:rFonts w:ascii="Courier New" w:eastAsia="Times New Roman" w:hAnsi="Courier New" w:cs="Courier New"/>
+          <w:sz w:val="20"/>
+          <w:szCs w:val="20"/>
+        </w:rPr>
+        <w:t>arr.pop</w:t>
+      </w:r>
+      <w:proofErr w:type="spellEnd"/>
+      <w:r>
+        <w:rPr>
+          <w:rFonts w:ascii="Courier New" w:eastAsia="Times New Roman" w:hAnsi="Courier New" w:cs="Courier New"/>
+          <w:sz w:val="20"/>
+          <w:szCs w:val="20"/>
+        </w:rPr>
+        <w:t>(</w:t>
       </w:r>
       <w:proofErr w:type="gramEnd"/>
       <w:r>
@@ -723,14 +763,24 @@
           <w:szCs w:val="20"/>
         </w:rPr>
       </w:pPr>
-      <w:proofErr w:type="gramStart"/>
-      <w:r>
-        <w:rPr>
-          <w:rFonts w:ascii="Courier New" w:eastAsia="Times New Roman" w:hAnsi="Courier New" w:cs="Courier New"/>
-          <w:sz w:val="20"/>
-          <w:szCs w:val="20"/>
-        </w:rPr>
-        <w:t>arr.shift(</w:t>
+      <w:proofErr w:type="spellStart"/>
+      <w:proofErr w:type="gramStart"/>
+      <w:r>
+        <w:rPr>
+          <w:rFonts w:ascii="Courier New" w:eastAsia="Times New Roman" w:hAnsi="Courier New" w:cs="Courier New"/>
+          <w:sz w:val="20"/>
+          <w:szCs w:val="20"/>
+        </w:rPr>
+        <w:t>arr.shift</w:t>
+      </w:r>
+      <w:proofErr w:type="spellEnd"/>
+      <w:r>
+        <w:rPr>
+          <w:rFonts w:ascii="Courier New" w:eastAsia="Times New Roman" w:hAnsi="Courier New" w:cs="Courier New"/>
+          <w:sz w:val="20"/>
+          <w:szCs w:val="20"/>
+        </w:rPr>
+        <w:t>(</w:t>
       </w:r>
       <w:proofErr w:type="gramEnd"/>
       <w:r>
@@ -769,14 +819,24 @@
           <w:szCs w:val="20"/>
         </w:rPr>
       </w:pPr>
-      <w:proofErr w:type="gramStart"/>
-      <w:r>
-        <w:rPr>
-          <w:rFonts w:ascii="Courier New" w:eastAsia="Times New Roman" w:hAnsi="Courier New" w:cs="Courier New"/>
-          <w:sz w:val="20"/>
-          <w:szCs w:val="20"/>
-        </w:rPr>
-        <w:t>arr.unshift(</w:t>
+      <w:proofErr w:type="spellStart"/>
+      <w:proofErr w:type="gramStart"/>
+      <w:r>
+        <w:rPr>
+          <w:rFonts w:ascii="Courier New" w:eastAsia="Times New Roman" w:hAnsi="Courier New" w:cs="Courier New"/>
+          <w:sz w:val="20"/>
+          <w:szCs w:val="20"/>
+        </w:rPr>
+        <w:t>arr.unshift</w:t>
+      </w:r>
+      <w:proofErr w:type="spellEnd"/>
+      <w:r>
+        <w:rPr>
+          <w:rFonts w:ascii="Courier New" w:eastAsia="Times New Roman" w:hAnsi="Courier New" w:cs="Courier New"/>
+          <w:sz w:val="20"/>
+          <w:szCs w:val="20"/>
+        </w:rPr>
+        <w:t>(</w:t>
       </w:r>
       <w:proofErr w:type="gramEnd"/>
       <w:r>
@@ -1313,14 +1373,24 @@
           <w:szCs w:val="20"/>
         </w:rPr>
       </w:pPr>
-      <w:proofErr w:type="gramStart"/>
-      <w:r>
-        <w:rPr>
-          <w:rFonts w:ascii="Courier New" w:eastAsia="Times New Roman" w:hAnsi="Courier New" w:cs="Courier New"/>
-          <w:sz w:val="20"/>
-          <w:szCs w:val="20"/>
-        </w:rPr>
-        <w:t>count.set(</w:t>
+      <w:proofErr w:type="spellStart"/>
+      <w:proofErr w:type="gramStart"/>
+      <w:r>
+        <w:rPr>
+          <w:rFonts w:ascii="Courier New" w:eastAsia="Times New Roman" w:hAnsi="Courier New" w:cs="Courier New"/>
+          <w:sz w:val="20"/>
+          <w:szCs w:val="20"/>
+        </w:rPr>
+        <w:t>count.set</w:t>
+      </w:r>
+      <w:proofErr w:type="spellEnd"/>
+      <w:r>
+        <w:rPr>
+          <w:rFonts w:ascii="Courier New" w:eastAsia="Times New Roman" w:hAnsi="Courier New" w:cs="Courier New"/>
+          <w:sz w:val="20"/>
+          <w:szCs w:val="20"/>
+        </w:rPr>
+        <w:t>(</w:t>
       </w:r>
       <w:proofErr w:type="gramEnd"/>
       <w:r>
@@ -1359,6 +1429,7 @@
           <w:szCs w:val="20"/>
         </w:rPr>
       </w:pPr>
+      <w:proofErr w:type="spellStart"/>
       <w:proofErr w:type="gramStart"/>
       <w:r>
         <w:rPr>
@@ -1367,16 +1438,43 @@
           <w:szCs w:val="20"/>
         </w:rPr>
         <w:lastRenderedPageBreak/>
-        <w:t>count.set(</w:t>
-      </w:r>
-      <w:proofErr w:type="gramEnd"/>
-      <w:r>
-        <w:rPr>
-          <w:rFonts w:ascii="Courier New" w:eastAsia="Times New Roman" w:hAnsi="Courier New" w:cs="Courier New"/>
-          <w:sz w:val="20"/>
-          <w:szCs w:val="20"/>
-        </w:rPr>
-        <w:t>5, count.get(5) + 1);</w:t>
+        <w:t>count.set</w:t>
+      </w:r>
+      <w:proofErr w:type="spellEnd"/>
+      <w:r>
+        <w:rPr>
+          <w:rFonts w:ascii="Courier New" w:eastAsia="Times New Roman" w:hAnsi="Courier New" w:cs="Courier New"/>
+          <w:sz w:val="20"/>
+          <w:szCs w:val="20"/>
+        </w:rPr>
+        <w:t>(</w:t>
+      </w:r>
+      <w:proofErr w:type="gramEnd"/>
+      <w:r>
+        <w:rPr>
+          <w:rFonts w:ascii="Courier New" w:eastAsia="Times New Roman" w:hAnsi="Courier New" w:cs="Courier New"/>
+          <w:sz w:val="20"/>
+          <w:szCs w:val="20"/>
+        </w:rPr>
+        <w:t xml:space="preserve">5, </w:t>
+      </w:r>
+      <w:proofErr w:type="spellStart"/>
+      <w:r>
+        <w:rPr>
+          <w:rFonts w:ascii="Courier New" w:eastAsia="Times New Roman" w:hAnsi="Courier New" w:cs="Courier New"/>
+          <w:sz w:val="20"/>
+          <w:szCs w:val="20"/>
+        </w:rPr>
+        <w:t>count.get</w:t>
+      </w:r>
+      <w:proofErr w:type="spellEnd"/>
+      <w:r>
+        <w:rPr>
+          <w:rFonts w:ascii="Courier New" w:eastAsia="Times New Roman" w:hAnsi="Courier New" w:cs="Courier New"/>
+          <w:sz w:val="20"/>
+          <w:szCs w:val="20"/>
+        </w:rPr>
+        <w:t>(5) + 1);</w:t>
       </w:r>
     </w:p>
     <w:p>
@@ -1424,14 +1522,24 @@
           <w:szCs w:val="20"/>
         </w:rPr>
       </w:pPr>
-      <w:proofErr w:type="gramStart"/>
-      <w:r>
-        <w:rPr>
-          <w:rFonts w:ascii="Courier New" w:eastAsia="Times New Roman" w:hAnsi="Courier New" w:cs="Courier New"/>
-          <w:sz w:val="20"/>
-          <w:szCs w:val="20"/>
-        </w:rPr>
-        <w:t>count.get(</w:t>
+      <w:proofErr w:type="spellStart"/>
+      <w:proofErr w:type="gramStart"/>
+      <w:r>
+        <w:rPr>
+          <w:rFonts w:ascii="Courier New" w:eastAsia="Times New Roman" w:hAnsi="Courier New" w:cs="Courier New"/>
+          <w:sz w:val="20"/>
+          <w:szCs w:val="20"/>
+        </w:rPr>
+        <w:t>count.get</w:t>
+      </w:r>
+      <w:proofErr w:type="spellEnd"/>
+      <w:r>
+        <w:rPr>
+          <w:rFonts w:ascii="Courier New" w:eastAsia="Times New Roman" w:hAnsi="Courier New" w:cs="Courier New"/>
+          <w:sz w:val="20"/>
+          <w:szCs w:val="20"/>
+        </w:rPr>
+        <w:t>(</w:t>
       </w:r>
       <w:proofErr w:type="gramEnd"/>
       <w:r>
@@ -1488,14 +1596,24 @@
           <w:szCs w:val="20"/>
         </w:rPr>
       </w:pPr>
-      <w:proofErr w:type="gramStart"/>
-      <w:r>
-        <w:rPr>
-          <w:rFonts w:ascii="Courier New" w:eastAsia="Times New Roman" w:hAnsi="Courier New" w:cs="Courier New"/>
-          <w:sz w:val="20"/>
-          <w:szCs w:val="20"/>
-        </w:rPr>
-        <w:t>count.has(</w:t>
+      <w:proofErr w:type="spellStart"/>
+      <w:proofErr w:type="gramStart"/>
+      <w:r>
+        <w:rPr>
+          <w:rFonts w:ascii="Courier New" w:eastAsia="Times New Roman" w:hAnsi="Courier New" w:cs="Courier New"/>
+          <w:sz w:val="20"/>
+          <w:szCs w:val="20"/>
+        </w:rPr>
+        <w:t>count.has</w:t>
+      </w:r>
+      <w:proofErr w:type="spellEnd"/>
+      <w:r>
+        <w:rPr>
+          <w:rFonts w:ascii="Courier New" w:eastAsia="Times New Roman" w:hAnsi="Courier New" w:cs="Courier New"/>
+          <w:sz w:val="20"/>
+          <w:szCs w:val="20"/>
+        </w:rPr>
+        <w:t>(</w:t>
       </w:r>
       <w:proofErr w:type="gramEnd"/>
       <w:r>
@@ -1642,14 +1760,24 @@
           <w:szCs w:val="20"/>
         </w:rPr>
       </w:pPr>
-      <w:proofErr w:type="gramStart"/>
-      <w:r>
-        <w:rPr>
-          <w:rFonts w:ascii="Courier New" w:eastAsia="Times New Roman" w:hAnsi="Courier New" w:cs="Courier New"/>
-          <w:sz w:val="20"/>
-          <w:szCs w:val="20"/>
-        </w:rPr>
-        <w:t>seen.add(</w:t>
+      <w:proofErr w:type="spellStart"/>
+      <w:proofErr w:type="gramStart"/>
+      <w:r>
+        <w:rPr>
+          <w:rFonts w:ascii="Courier New" w:eastAsia="Times New Roman" w:hAnsi="Courier New" w:cs="Courier New"/>
+          <w:sz w:val="20"/>
+          <w:szCs w:val="20"/>
+        </w:rPr>
+        <w:t>seen.add</w:t>
+      </w:r>
+      <w:proofErr w:type="spellEnd"/>
+      <w:r>
+        <w:rPr>
+          <w:rFonts w:ascii="Courier New" w:eastAsia="Times New Roman" w:hAnsi="Courier New" w:cs="Courier New"/>
+          <w:sz w:val="20"/>
+          <w:szCs w:val="20"/>
+        </w:rPr>
+        <w:t>(</w:t>
       </w:r>
       <w:proofErr w:type="gramEnd"/>
       <w:r>
@@ -1688,14 +1816,24 @@
           <w:szCs w:val="20"/>
         </w:rPr>
       </w:pPr>
-      <w:proofErr w:type="gramStart"/>
-      <w:r>
-        <w:rPr>
-          <w:rFonts w:ascii="Courier New" w:eastAsia="Times New Roman" w:hAnsi="Courier New" w:cs="Courier New"/>
-          <w:sz w:val="20"/>
-          <w:szCs w:val="20"/>
-        </w:rPr>
-        <w:t>seen.add(</w:t>
+      <w:proofErr w:type="spellStart"/>
+      <w:proofErr w:type="gramStart"/>
+      <w:r>
+        <w:rPr>
+          <w:rFonts w:ascii="Courier New" w:eastAsia="Times New Roman" w:hAnsi="Courier New" w:cs="Courier New"/>
+          <w:sz w:val="20"/>
+          <w:szCs w:val="20"/>
+        </w:rPr>
+        <w:t>seen.add</w:t>
+      </w:r>
+      <w:proofErr w:type="spellEnd"/>
+      <w:r>
+        <w:rPr>
+          <w:rFonts w:ascii="Courier New" w:eastAsia="Times New Roman" w:hAnsi="Courier New" w:cs="Courier New"/>
+          <w:sz w:val="20"/>
+          <w:szCs w:val="20"/>
+        </w:rPr>
+        <w:t>(</w:t>
       </w:r>
       <w:proofErr w:type="gramEnd"/>
       <w:r>
@@ -1771,14 +1909,24 @@
         </w:rPr>
         <w:t>console.log(</w:t>
       </w:r>
-      <w:proofErr w:type="gramEnd"/>
-      <w:r>
-        <w:rPr>
-          <w:rFonts w:ascii="Courier New" w:eastAsia="Times New Roman" w:hAnsi="Courier New" w:cs="Courier New"/>
-          <w:sz w:val="20"/>
-          <w:szCs w:val="20"/>
-        </w:rPr>
-        <w:t>seen.has(5)); // true</w:t>
+      <w:proofErr w:type="spellStart"/>
+      <w:proofErr w:type="gramEnd"/>
+      <w:r>
+        <w:rPr>
+          <w:rFonts w:ascii="Courier New" w:eastAsia="Times New Roman" w:hAnsi="Courier New" w:cs="Courier New"/>
+          <w:sz w:val="20"/>
+          <w:szCs w:val="20"/>
+        </w:rPr>
+        <w:t>seen.has</w:t>
+      </w:r>
+      <w:proofErr w:type="spellEnd"/>
+      <w:r>
+        <w:rPr>
+          <w:rFonts w:ascii="Courier New" w:eastAsia="Times New Roman" w:hAnsi="Courier New" w:cs="Courier New"/>
+          <w:sz w:val="20"/>
+          <w:szCs w:val="20"/>
+        </w:rPr>
+        <w:t>(5)); // true</w:t>
       </w:r>
     </w:p>
     <w:p>
@@ -2381,7 +2529,25 @@
           <w:sz w:val="20"/>
           <w:szCs w:val="20"/>
         </w:rPr>
-        <w:t xml:space="preserve"> obj = {};</w:t>
+        <w:t xml:space="preserve"> </w:t>
+      </w:r>
+      <w:proofErr w:type="spellStart"/>
+      <w:r>
+        <w:rPr>
+          <w:rFonts w:ascii="Courier New" w:eastAsia="Times New Roman" w:hAnsi="Courier New" w:cs="Courier New"/>
+          <w:sz w:val="20"/>
+          <w:szCs w:val="20"/>
+        </w:rPr>
+        <w:t>obj</w:t>
+      </w:r>
+      <w:proofErr w:type="spellEnd"/>
+      <w:r>
+        <w:rPr>
+          <w:rFonts w:ascii="Courier New" w:eastAsia="Times New Roman" w:hAnsi="Courier New" w:cs="Courier New"/>
+          <w:sz w:val="20"/>
+          <w:szCs w:val="20"/>
+        </w:rPr>
+        <w:t xml:space="preserve"> = {};</w:t>
       </w:r>
     </w:p>
     <w:p>
@@ -2448,14 +2614,24 @@
         </w:rPr>
         <w:t>console.log(</w:t>
       </w:r>
-      <w:proofErr w:type="gramEnd"/>
-      <w:r>
-        <w:rPr>
-          <w:rFonts w:ascii="Courier New" w:eastAsia="Times New Roman" w:hAnsi="Courier New" w:cs="Courier New"/>
-          <w:sz w:val="20"/>
-          <w:szCs w:val="20"/>
-        </w:rPr>
-        <w:t>obj[5]);</w:t>
+      <w:proofErr w:type="spellStart"/>
+      <w:proofErr w:type="gramEnd"/>
+      <w:r>
+        <w:rPr>
+          <w:rFonts w:ascii="Courier New" w:eastAsia="Times New Roman" w:hAnsi="Courier New" w:cs="Courier New"/>
+          <w:sz w:val="20"/>
+          <w:szCs w:val="20"/>
+        </w:rPr>
+        <w:t>obj</w:t>
+      </w:r>
+      <w:proofErr w:type="spellEnd"/>
+      <w:r>
+        <w:rPr>
+          <w:rFonts w:ascii="Courier New" w:eastAsia="Times New Roman" w:hAnsi="Courier New" w:cs="Courier New"/>
+          <w:sz w:val="20"/>
+          <w:szCs w:val="20"/>
+        </w:rPr>
+        <w:t>[5]);</w:t>
       </w:r>
     </w:p>
     <w:p>
@@ -2677,72 +2853,100 @@
           <w:sz w:val="20"/>
           <w:szCs w:val="20"/>
         </w:rPr>
-        <w:t xml:space="preserve"> nums = [10, 2, 5];</w:t>
-      </w:r>
-    </w:p>
-    <w:p>
-      <w:pPr>
-        <w:tabs>
-          <w:tab w:val="left" w:pos="916"/>
-          <w:tab w:val="left" w:pos="1832"/>
-          <w:tab w:val="left" w:pos="2748"/>
-          <w:tab w:val="left" w:pos="3664"/>
-          <w:tab w:val="left" w:pos="4580"/>
-          <w:tab w:val="left" w:pos="5496"/>
-          <w:tab w:val="left" w:pos="6412"/>
-          <w:tab w:val="left" w:pos="7328"/>
-          <w:tab w:val="left" w:pos="8244"/>
-          <w:tab w:val="left" w:pos="9160"/>
-          <w:tab w:val="left" w:pos="10076"/>
-          <w:tab w:val="left" w:pos="10992"/>
-          <w:tab w:val="left" w:pos="11908"/>
-          <w:tab w:val="left" w:pos="12824"/>
-          <w:tab w:val="left" w:pos="13740"/>
-          <w:tab w:val="left" w:pos="14656"/>
-        </w:tabs>
-        <w:spacing w:after="0" w:line="240" w:lineRule="auto"/>
-        <w:rPr>
-          <w:rFonts w:ascii="Courier New" w:eastAsia="Times New Roman" w:hAnsi="Courier New" w:cs="Courier New"/>
-          <w:sz w:val="20"/>
-          <w:szCs w:val="20"/>
-        </w:rPr>
-      </w:pPr>
-    </w:p>
-    <w:p>
-      <w:pPr>
-        <w:tabs>
-          <w:tab w:val="left" w:pos="916"/>
-          <w:tab w:val="left" w:pos="1832"/>
-          <w:tab w:val="left" w:pos="2748"/>
-          <w:tab w:val="left" w:pos="3664"/>
-          <w:tab w:val="left" w:pos="4580"/>
-          <w:tab w:val="left" w:pos="5496"/>
-          <w:tab w:val="left" w:pos="6412"/>
-          <w:tab w:val="left" w:pos="7328"/>
-          <w:tab w:val="left" w:pos="8244"/>
-          <w:tab w:val="left" w:pos="9160"/>
-          <w:tab w:val="left" w:pos="10076"/>
-          <w:tab w:val="left" w:pos="10992"/>
-          <w:tab w:val="left" w:pos="11908"/>
-          <w:tab w:val="left" w:pos="12824"/>
-          <w:tab w:val="left" w:pos="13740"/>
-          <w:tab w:val="left" w:pos="14656"/>
-        </w:tabs>
-        <w:spacing w:after="0" w:line="240" w:lineRule="auto"/>
-        <w:rPr>
-          <w:rFonts w:ascii="Courier New" w:eastAsia="Times New Roman" w:hAnsi="Courier New" w:cs="Courier New"/>
-          <w:sz w:val="20"/>
-          <w:szCs w:val="20"/>
-        </w:rPr>
-      </w:pPr>
-      <w:proofErr w:type="gramStart"/>
-      <w:r>
-        <w:rPr>
-          <w:rFonts w:ascii="Courier New" w:eastAsia="Times New Roman" w:hAnsi="Courier New" w:cs="Courier New"/>
-          <w:sz w:val="20"/>
-          <w:szCs w:val="20"/>
-        </w:rPr>
-        <w:t>nums.sort(</w:t>
+        <w:t xml:space="preserve"> </w:t>
+      </w:r>
+      <w:proofErr w:type="spellStart"/>
+      <w:r>
+        <w:rPr>
+          <w:rFonts w:ascii="Courier New" w:eastAsia="Times New Roman" w:hAnsi="Courier New" w:cs="Courier New"/>
+          <w:sz w:val="20"/>
+          <w:szCs w:val="20"/>
+        </w:rPr>
+        <w:t>nums</w:t>
+      </w:r>
+      <w:proofErr w:type="spellEnd"/>
+      <w:r>
+        <w:rPr>
+          <w:rFonts w:ascii="Courier New" w:eastAsia="Times New Roman" w:hAnsi="Courier New" w:cs="Courier New"/>
+          <w:sz w:val="20"/>
+          <w:szCs w:val="20"/>
+        </w:rPr>
+        <w:t xml:space="preserve"> = [10, 2, 5];</w:t>
+      </w:r>
+    </w:p>
+    <w:p>
+      <w:pPr>
+        <w:tabs>
+          <w:tab w:val="left" w:pos="916"/>
+          <w:tab w:val="left" w:pos="1832"/>
+          <w:tab w:val="left" w:pos="2748"/>
+          <w:tab w:val="left" w:pos="3664"/>
+          <w:tab w:val="left" w:pos="4580"/>
+          <w:tab w:val="left" w:pos="5496"/>
+          <w:tab w:val="left" w:pos="6412"/>
+          <w:tab w:val="left" w:pos="7328"/>
+          <w:tab w:val="left" w:pos="8244"/>
+          <w:tab w:val="left" w:pos="9160"/>
+          <w:tab w:val="left" w:pos="10076"/>
+          <w:tab w:val="left" w:pos="10992"/>
+          <w:tab w:val="left" w:pos="11908"/>
+          <w:tab w:val="left" w:pos="12824"/>
+          <w:tab w:val="left" w:pos="13740"/>
+          <w:tab w:val="left" w:pos="14656"/>
+        </w:tabs>
+        <w:spacing w:after="0" w:line="240" w:lineRule="auto"/>
+        <w:rPr>
+          <w:rFonts w:ascii="Courier New" w:eastAsia="Times New Roman" w:hAnsi="Courier New" w:cs="Courier New"/>
+          <w:sz w:val="20"/>
+          <w:szCs w:val="20"/>
+        </w:rPr>
+      </w:pPr>
+    </w:p>
+    <w:p>
+      <w:pPr>
+        <w:tabs>
+          <w:tab w:val="left" w:pos="916"/>
+          <w:tab w:val="left" w:pos="1832"/>
+          <w:tab w:val="left" w:pos="2748"/>
+          <w:tab w:val="left" w:pos="3664"/>
+          <w:tab w:val="left" w:pos="4580"/>
+          <w:tab w:val="left" w:pos="5496"/>
+          <w:tab w:val="left" w:pos="6412"/>
+          <w:tab w:val="left" w:pos="7328"/>
+          <w:tab w:val="left" w:pos="8244"/>
+          <w:tab w:val="left" w:pos="9160"/>
+          <w:tab w:val="left" w:pos="10076"/>
+          <w:tab w:val="left" w:pos="10992"/>
+          <w:tab w:val="left" w:pos="11908"/>
+          <w:tab w:val="left" w:pos="12824"/>
+          <w:tab w:val="left" w:pos="13740"/>
+          <w:tab w:val="left" w:pos="14656"/>
+        </w:tabs>
+        <w:spacing w:after="0" w:line="240" w:lineRule="auto"/>
+        <w:rPr>
+          <w:rFonts w:ascii="Courier New" w:eastAsia="Times New Roman" w:hAnsi="Courier New" w:cs="Courier New"/>
+          <w:sz w:val="20"/>
+          <w:szCs w:val="20"/>
+        </w:rPr>
+      </w:pPr>
+      <w:proofErr w:type="spellStart"/>
+      <w:proofErr w:type="gramStart"/>
+      <w:r>
+        <w:rPr>
+          <w:rFonts w:ascii="Courier New" w:eastAsia="Times New Roman" w:hAnsi="Courier New" w:cs="Courier New"/>
+          <w:sz w:val="20"/>
+          <w:szCs w:val="20"/>
+        </w:rPr>
+        <w:t>nums.sort</w:t>
+      </w:r>
+      <w:proofErr w:type="spellEnd"/>
+      <w:r>
+        <w:rPr>
+          <w:rFonts w:ascii="Courier New" w:eastAsia="Times New Roman" w:hAnsi="Courier New" w:cs="Courier New"/>
+          <w:sz w:val="20"/>
+          <w:szCs w:val="20"/>
+        </w:rPr>
+        <w:t>(</w:t>
       </w:r>
       <w:proofErr w:type="gramEnd"/>
       <w:r>
@@ -2891,14 +3095,24 @@
           <w:szCs w:val="20"/>
         </w:rPr>
       </w:pPr>
-      <w:proofErr w:type="gramStart"/>
-      <w:r>
-        <w:rPr>
-          <w:rFonts w:ascii="Courier New" w:eastAsia="Times New Roman" w:hAnsi="Courier New" w:cs="Courier New"/>
-          <w:sz w:val="20"/>
-          <w:szCs w:val="20"/>
-        </w:rPr>
-        <w:t>nums.sort(</w:t>
+      <w:proofErr w:type="spellStart"/>
+      <w:proofErr w:type="gramStart"/>
+      <w:r>
+        <w:rPr>
+          <w:rFonts w:ascii="Courier New" w:eastAsia="Times New Roman" w:hAnsi="Courier New" w:cs="Courier New"/>
+          <w:sz w:val="20"/>
+          <w:szCs w:val="20"/>
+        </w:rPr>
+        <w:t>nums.sort</w:t>
+      </w:r>
+      <w:proofErr w:type="spellEnd"/>
+      <w:r>
+        <w:rPr>
+          <w:rFonts w:ascii="Courier New" w:eastAsia="Times New Roman" w:hAnsi="Courier New" w:cs="Courier New"/>
+          <w:sz w:val="20"/>
+          <w:szCs w:val="20"/>
+        </w:rPr>
+        <w:t>(</w:t>
       </w:r>
       <w:proofErr w:type="gramEnd"/>
       <w:r>
@@ -3141,7 +3355,25 @@
           <w:sz w:val="20"/>
           <w:szCs w:val="20"/>
         </w:rPr>
-        <w:t xml:space="preserve"> arr = [1, 2, 3, 4, 5];</w:t>
+        <w:t xml:space="preserve"> </w:t>
+      </w:r>
+      <w:proofErr w:type="spellStart"/>
+      <w:r>
+        <w:rPr>
+          <w:rFonts w:ascii="Courier New" w:eastAsia="Times New Roman" w:hAnsi="Courier New" w:cs="Courier New"/>
+          <w:sz w:val="20"/>
+          <w:szCs w:val="20"/>
+        </w:rPr>
+        <w:t>arr</w:t>
+      </w:r>
+      <w:proofErr w:type="spellEnd"/>
+      <w:r>
+        <w:rPr>
+          <w:rFonts w:ascii="Courier New" w:eastAsia="Times New Roman" w:hAnsi="Courier New" w:cs="Courier New"/>
+          <w:sz w:val="20"/>
+          <w:szCs w:val="20"/>
+        </w:rPr>
+        <w:t xml:space="preserve"> = [1, 2, 3, 4, 5];</w:t>
       </w:r>
     </w:p>
     <w:p>
@@ -3208,14 +3440,24 @@
         </w:rPr>
         <w:t>console.log(</w:t>
       </w:r>
-      <w:proofErr w:type="gramEnd"/>
-      <w:r>
-        <w:rPr>
-          <w:rFonts w:ascii="Courier New" w:eastAsia="Times New Roman" w:hAnsi="Courier New" w:cs="Courier New"/>
-          <w:sz w:val="20"/>
-          <w:szCs w:val="20"/>
-        </w:rPr>
-        <w:t>arr.slice(1, 4));</w:t>
+      <w:proofErr w:type="spellStart"/>
+      <w:proofErr w:type="gramEnd"/>
+      <w:r>
+        <w:rPr>
+          <w:rFonts w:ascii="Courier New" w:eastAsia="Times New Roman" w:hAnsi="Courier New" w:cs="Courier New"/>
+          <w:sz w:val="20"/>
+          <w:szCs w:val="20"/>
+        </w:rPr>
+        <w:t>arr.slice</w:t>
+      </w:r>
+      <w:proofErr w:type="spellEnd"/>
+      <w:r>
+        <w:rPr>
+          <w:rFonts w:ascii="Courier New" w:eastAsia="Times New Roman" w:hAnsi="Courier New" w:cs="Courier New"/>
+          <w:sz w:val="20"/>
+          <w:szCs w:val="20"/>
+        </w:rPr>
+        <w:t>(1, 4));</w:t>
       </w:r>
     </w:p>
     <w:p>
@@ -3408,7 +3650,79 @@
           <w:sz w:val="20"/>
           <w:szCs w:val="20"/>
         </w:rPr>
-        <w:t xml:space="preserve"> (let i = 0; i &lt; arr.length; i++) {</w:t>
+        <w:t xml:space="preserve"> (let </w:t>
+      </w:r>
+      <w:proofErr w:type="spellStart"/>
+      <w:r>
+        <w:rPr>
+          <w:rFonts w:ascii="Courier New" w:eastAsia="Times New Roman" w:hAnsi="Courier New" w:cs="Courier New"/>
+          <w:sz w:val="20"/>
+          <w:szCs w:val="20"/>
+        </w:rPr>
+        <w:t>i</w:t>
+      </w:r>
+      <w:proofErr w:type="spellEnd"/>
+      <w:r>
+        <w:rPr>
+          <w:rFonts w:ascii="Courier New" w:eastAsia="Times New Roman" w:hAnsi="Courier New" w:cs="Courier New"/>
+          <w:sz w:val="20"/>
+          <w:szCs w:val="20"/>
+        </w:rPr>
+        <w:t xml:space="preserve"> = 0; </w:t>
+      </w:r>
+      <w:proofErr w:type="spellStart"/>
+      <w:r>
+        <w:rPr>
+          <w:rFonts w:ascii="Courier New" w:eastAsia="Times New Roman" w:hAnsi="Courier New" w:cs="Courier New"/>
+          <w:sz w:val="20"/>
+          <w:szCs w:val="20"/>
+        </w:rPr>
+        <w:t>i</w:t>
+      </w:r>
+      <w:proofErr w:type="spellEnd"/>
+      <w:r>
+        <w:rPr>
+          <w:rFonts w:ascii="Courier New" w:eastAsia="Times New Roman" w:hAnsi="Courier New" w:cs="Courier New"/>
+          <w:sz w:val="20"/>
+          <w:szCs w:val="20"/>
+        </w:rPr>
+        <w:t xml:space="preserve"> &lt; </w:t>
+      </w:r>
+      <w:proofErr w:type="spellStart"/>
+      <w:r>
+        <w:rPr>
+          <w:rFonts w:ascii="Courier New" w:eastAsia="Times New Roman" w:hAnsi="Courier New" w:cs="Courier New"/>
+          <w:sz w:val="20"/>
+          <w:szCs w:val="20"/>
+        </w:rPr>
+        <w:t>arr.length</w:t>
+      </w:r>
+      <w:proofErr w:type="spellEnd"/>
+      <w:r>
+        <w:rPr>
+          <w:rFonts w:ascii="Courier New" w:eastAsia="Times New Roman" w:hAnsi="Courier New" w:cs="Courier New"/>
+          <w:sz w:val="20"/>
+          <w:szCs w:val="20"/>
+        </w:rPr>
+        <w:t xml:space="preserve">; </w:t>
+      </w:r>
+      <w:proofErr w:type="spellStart"/>
+      <w:r>
+        <w:rPr>
+          <w:rFonts w:ascii="Courier New" w:eastAsia="Times New Roman" w:hAnsi="Courier New" w:cs="Courier New"/>
+          <w:sz w:val="20"/>
+          <w:szCs w:val="20"/>
+        </w:rPr>
+        <w:t>i</w:t>
+      </w:r>
+      <w:proofErr w:type="spellEnd"/>
+      <w:r>
+        <w:rPr>
+          <w:rFonts w:ascii="Courier New" w:eastAsia="Times New Roman" w:hAnsi="Courier New" w:cs="Courier New"/>
+          <w:sz w:val="20"/>
+          <w:szCs w:val="20"/>
+        </w:rPr>
+        <w:t>++) {</w:t>
       </w:r>
     </w:p>
     <w:p>
@@ -3508,7 +3822,43 @@
           <w:sz w:val="20"/>
           <w:szCs w:val="20"/>
         </w:rPr>
-        <w:t xml:space="preserve"> (let num of arr) {</w:t>
+        <w:t xml:space="preserve"> (let </w:t>
+      </w:r>
+      <w:proofErr w:type="spellStart"/>
+      <w:r>
+        <w:rPr>
+          <w:rFonts w:ascii="Courier New" w:eastAsia="Times New Roman" w:hAnsi="Courier New" w:cs="Courier New"/>
+          <w:sz w:val="20"/>
+          <w:szCs w:val="20"/>
+        </w:rPr>
+        <w:t>num</w:t>
+      </w:r>
+      <w:proofErr w:type="spellEnd"/>
+      <w:r>
+        <w:rPr>
+          <w:rFonts w:ascii="Courier New" w:eastAsia="Times New Roman" w:hAnsi="Courier New" w:cs="Courier New"/>
+          <w:sz w:val="20"/>
+          <w:szCs w:val="20"/>
+        </w:rPr>
+        <w:t xml:space="preserve"> of </w:t>
+      </w:r>
+      <w:proofErr w:type="spellStart"/>
+      <w:r>
+        <w:rPr>
+          <w:rFonts w:ascii="Courier New" w:eastAsia="Times New Roman" w:hAnsi="Courier New" w:cs="Courier New"/>
+          <w:sz w:val="20"/>
+          <w:szCs w:val="20"/>
+        </w:rPr>
+        <w:t>arr</w:t>
+      </w:r>
+      <w:proofErr w:type="spellEnd"/>
+      <w:r>
+        <w:rPr>
+          <w:rFonts w:ascii="Courier New" w:eastAsia="Times New Roman" w:hAnsi="Courier New" w:cs="Courier New"/>
+          <w:sz w:val="20"/>
+          <w:szCs w:val="20"/>
+        </w:rPr>
+        <w:t>) {</w:t>
       </w:r>
     </w:p>
     <w:p>
@@ -3830,105 +4180,191 @@
           <w:szCs w:val="20"/>
         </w:rPr>
       </w:pPr>
-      <w:proofErr w:type="gramStart"/>
-      <w:r>
-        <w:rPr>
-          <w:rFonts w:ascii="Courier New" w:eastAsia="Times New Roman" w:hAnsi="Courier New" w:cs="Courier New"/>
-          <w:sz w:val="20"/>
-          <w:szCs w:val="20"/>
-        </w:rPr>
-        <w:t>len(</w:t>
-      </w:r>
-      <w:proofErr w:type="gramEnd"/>
-      <w:r>
-        <w:rPr>
-          <w:rFonts w:ascii="Courier New" w:eastAsia="Times New Roman" w:hAnsi="Courier New" w:cs="Courier New"/>
-          <w:sz w:val="20"/>
-          <w:szCs w:val="20"/>
-        </w:rPr>
-        <w:t>arr)                arr.length</w:t>
-      </w:r>
-    </w:p>
-    <w:p>
-      <w:pPr>
-        <w:tabs>
-          <w:tab w:val="left" w:pos="916"/>
-          <w:tab w:val="left" w:pos="1832"/>
-          <w:tab w:val="left" w:pos="2748"/>
-          <w:tab w:val="left" w:pos="3664"/>
-          <w:tab w:val="left" w:pos="4580"/>
-          <w:tab w:val="left" w:pos="5496"/>
-          <w:tab w:val="left" w:pos="6412"/>
-          <w:tab w:val="left" w:pos="7328"/>
-          <w:tab w:val="left" w:pos="8244"/>
-          <w:tab w:val="left" w:pos="9160"/>
-          <w:tab w:val="left" w:pos="10076"/>
-          <w:tab w:val="left" w:pos="10992"/>
-          <w:tab w:val="left" w:pos="11908"/>
-          <w:tab w:val="left" w:pos="12824"/>
-          <w:tab w:val="left" w:pos="13740"/>
-          <w:tab w:val="left" w:pos="14656"/>
-        </w:tabs>
-        <w:spacing w:after="0" w:line="240" w:lineRule="auto"/>
-        <w:rPr>
-          <w:rFonts w:ascii="Courier New" w:eastAsia="Times New Roman" w:hAnsi="Courier New" w:cs="Courier New"/>
-          <w:sz w:val="20"/>
-          <w:szCs w:val="20"/>
-        </w:rPr>
-      </w:pPr>
-      <w:r>
-        <w:rPr>
-          <w:rFonts w:ascii="Courier New" w:eastAsia="Times New Roman" w:hAnsi="Courier New" w:cs="Courier New"/>
-          <w:sz w:val="20"/>
-          <w:szCs w:val="20"/>
-        </w:rPr>
-        <w:t>arr.append(x)           arr.push(x)</w:t>
-      </w:r>
-    </w:p>
-    <w:p>
-      <w:pPr>
-        <w:tabs>
-          <w:tab w:val="left" w:pos="916"/>
-          <w:tab w:val="left" w:pos="1832"/>
-          <w:tab w:val="left" w:pos="2748"/>
-          <w:tab w:val="left" w:pos="3664"/>
-          <w:tab w:val="left" w:pos="4580"/>
-          <w:tab w:val="left" w:pos="5496"/>
-          <w:tab w:val="left" w:pos="6412"/>
-          <w:tab w:val="left" w:pos="7328"/>
-          <w:tab w:val="left" w:pos="8244"/>
-          <w:tab w:val="left" w:pos="9160"/>
-          <w:tab w:val="left" w:pos="10076"/>
-          <w:tab w:val="left" w:pos="10992"/>
-          <w:tab w:val="left" w:pos="11908"/>
-          <w:tab w:val="left" w:pos="12824"/>
-          <w:tab w:val="left" w:pos="13740"/>
-          <w:tab w:val="left" w:pos="14656"/>
-        </w:tabs>
-        <w:spacing w:after="0" w:line="240" w:lineRule="auto"/>
-        <w:rPr>
-          <w:rFonts w:ascii="Courier New" w:eastAsia="Times New Roman" w:hAnsi="Courier New" w:cs="Courier New"/>
-          <w:sz w:val="20"/>
-          <w:szCs w:val="20"/>
-        </w:rPr>
-      </w:pPr>
-      <w:proofErr w:type="gramStart"/>
-      <w:r>
-        <w:rPr>
-          <w:rFonts w:ascii="Courier New" w:eastAsia="Times New Roman" w:hAnsi="Courier New" w:cs="Courier New"/>
-          <w:sz w:val="20"/>
-          <w:szCs w:val="20"/>
-        </w:rPr>
-        <w:t>arr.pop(</w:t>
-      </w:r>
-      <w:proofErr w:type="gramEnd"/>
-      <w:r>
-        <w:rPr>
-          <w:rFonts w:ascii="Courier New" w:eastAsia="Times New Roman" w:hAnsi="Courier New" w:cs="Courier New"/>
-          <w:sz w:val="20"/>
-          <w:szCs w:val="20"/>
-        </w:rPr>
-        <w:t>)               arr.pop()</w:t>
+      <w:proofErr w:type="spellStart"/>
+      <w:proofErr w:type="gramStart"/>
+      <w:r>
+        <w:rPr>
+          <w:rFonts w:ascii="Courier New" w:eastAsia="Times New Roman" w:hAnsi="Courier New" w:cs="Courier New"/>
+          <w:sz w:val="20"/>
+          <w:szCs w:val="20"/>
+        </w:rPr>
+        <w:t>len</w:t>
+      </w:r>
+      <w:proofErr w:type="spellEnd"/>
+      <w:r>
+        <w:rPr>
+          <w:rFonts w:ascii="Courier New" w:eastAsia="Times New Roman" w:hAnsi="Courier New" w:cs="Courier New"/>
+          <w:sz w:val="20"/>
+          <w:szCs w:val="20"/>
+        </w:rPr>
+        <w:t>(</w:t>
+      </w:r>
+      <w:proofErr w:type="spellStart"/>
+      <w:proofErr w:type="gramEnd"/>
+      <w:r>
+        <w:rPr>
+          <w:rFonts w:ascii="Courier New" w:eastAsia="Times New Roman" w:hAnsi="Courier New" w:cs="Courier New"/>
+          <w:sz w:val="20"/>
+          <w:szCs w:val="20"/>
+        </w:rPr>
+        <w:t>arr</w:t>
+      </w:r>
+      <w:proofErr w:type="spellEnd"/>
+      <w:r>
+        <w:rPr>
+          <w:rFonts w:ascii="Courier New" w:eastAsia="Times New Roman" w:hAnsi="Courier New" w:cs="Courier New"/>
+          <w:sz w:val="20"/>
+          <w:szCs w:val="20"/>
+        </w:rPr>
+        <w:t xml:space="preserve">)                </w:t>
+      </w:r>
+      <w:proofErr w:type="spellStart"/>
+      <w:r>
+        <w:rPr>
+          <w:rFonts w:ascii="Courier New" w:eastAsia="Times New Roman" w:hAnsi="Courier New" w:cs="Courier New"/>
+          <w:sz w:val="20"/>
+          <w:szCs w:val="20"/>
+        </w:rPr>
+        <w:t>arr.length</w:t>
+      </w:r>
+      <w:proofErr w:type="spellEnd"/>
+    </w:p>
+    <w:p>
+      <w:pPr>
+        <w:tabs>
+          <w:tab w:val="left" w:pos="916"/>
+          <w:tab w:val="left" w:pos="1832"/>
+          <w:tab w:val="left" w:pos="2748"/>
+          <w:tab w:val="left" w:pos="3664"/>
+          <w:tab w:val="left" w:pos="4580"/>
+          <w:tab w:val="left" w:pos="5496"/>
+          <w:tab w:val="left" w:pos="6412"/>
+          <w:tab w:val="left" w:pos="7328"/>
+          <w:tab w:val="left" w:pos="8244"/>
+          <w:tab w:val="left" w:pos="9160"/>
+          <w:tab w:val="left" w:pos="10076"/>
+          <w:tab w:val="left" w:pos="10992"/>
+          <w:tab w:val="left" w:pos="11908"/>
+          <w:tab w:val="left" w:pos="12824"/>
+          <w:tab w:val="left" w:pos="13740"/>
+          <w:tab w:val="left" w:pos="14656"/>
+        </w:tabs>
+        <w:spacing w:after="0" w:line="240" w:lineRule="auto"/>
+        <w:rPr>
+          <w:rFonts w:ascii="Courier New" w:eastAsia="Times New Roman" w:hAnsi="Courier New" w:cs="Courier New"/>
+          <w:sz w:val="20"/>
+          <w:szCs w:val="20"/>
+        </w:rPr>
+      </w:pPr>
+      <w:proofErr w:type="spellStart"/>
+      <w:r>
+        <w:rPr>
+          <w:rFonts w:ascii="Courier New" w:eastAsia="Times New Roman" w:hAnsi="Courier New" w:cs="Courier New"/>
+          <w:sz w:val="20"/>
+          <w:szCs w:val="20"/>
+        </w:rPr>
+        <w:t>arr.append</w:t>
+      </w:r>
+      <w:proofErr w:type="spellEnd"/>
+      <w:r>
+        <w:rPr>
+          <w:rFonts w:ascii="Courier New" w:eastAsia="Times New Roman" w:hAnsi="Courier New" w:cs="Courier New"/>
+          <w:sz w:val="20"/>
+          <w:szCs w:val="20"/>
+        </w:rPr>
+        <w:t xml:space="preserve">(x)           </w:t>
+      </w:r>
+      <w:proofErr w:type="spellStart"/>
+      <w:r>
+        <w:rPr>
+          <w:rFonts w:ascii="Courier New" w:eastAsia="Times New Roman" w:hAnsi="Courier New" w:cs="Courier New"/>
+          <w:sz w:val="20"/>
+          <w:szCs w:val="20"/>
+        </w:rPr>
+        <w:t>arr.push</w:t>
+      </w:r>
+      <w:proofErr w:type="spellEnd"/>
+      <w:r>
+        <w:rPr>
+          <w:rFonts w:ascii="Courier New" w:eastAsia="Times New Roman" w:hAnsi="Courier New" w:cs="Courier New"/>
+          <w:sz w:val="20"/>
+          <w:szCs w:val="20"/>
+        </w:rPr>
+        <w:t>(x)</w:t>
+      </w:r>
+    </w:p>
+    <w:p>
+      <w:pPr>
+        <w:tabs>
+          <w:tab w:val="left" w:pos="916"/>
+          <w:tab w:val="left" w:pos="1832"/>
+          <w:tab w:val="left" w:pos="2748"/>
+          <w:tab w:val="left" w:pos="3664"/>
+          <w:tab w:val="left" w:pos="4580"/>
+          <w:tab w:val="left" w:pos="5496"/>
+          <w:tab w:val="left" w:pos="6412"/>
+          <w:tab w:val="left" w:pos="7328"/>
+          <w:tab w:val="left" w:pos="8244"/>
+          <w:tab w:val="left" w:pos="9160"/>
+          <w:tab w:val="left" w:pos="10076"/>
+          <w:tab w:val="left" w:pos="10992"/>
+          <w:tab w:val="left" w:pos="11908"/>
+          <w:tab w:val="left" w:pos="12824"/>
+          <w:tab w:val="left" w:pos="13740"/>
+          <w:tab w:val="left" w:pos="14656"/>
+        </w:tabs>
+        <w:spacing w:after="0" w:line="240" w:lineRule="auto"/>
+        <w:rPr>
+          <w:rFonts w:ascii="Courier New" w:eastAsia="Times New Roman" w:hAnsi="Courier New" w:cs="Courier New"/>
+          <w:sz w:val="20"/>
+          <w:szCs w:val="20"/>
+        </w:rPr>
+      </w:pPr>
+      <w:proofErr w:type="spellStart"/>
+      <w:proofErr w:type="gramStart"/>
+      <w:r>
+        <w:rPr>
+          <w:rFonts w:ascii="Courier New" w:eastAsia="Times New Roman" w:hAnsi="Courier New" w:cs="Courier New"/>
+          <w:sz w:val="20"/>
+          <w:szCs w:val="20"/>
+        </w:rPr>
+        <w:t>arr.pop</w:t>
+      </w:r>
+      <w:proofErr w:type="spellEnd"/>
+      <w:r>
+        <w:rPr>
+          <w:rFonts w:ascii="Courier New" w:eastAsia="Times New Roman" w:hAnsi="Courier New" w:cs="Courier New"/>
+          <w:sz w:val="20"/>
+          <w:szCs w:val="20"/>
+        </w:rPr>
+        <w:t>(</w:t>
+      </w:r>
+      <w:proofErr w:type="gramEnd"/>
+      <w:r>
+        <w:rPr>
+          <w:rFonts w:ascii="Courier New" w:eastAsia="Times New Roman" w:hAnsi="Courier New" w:cs="Courier New"/>
+          <w:sz w:val="20"/>
+          <w:szCs w:val="20"/>
+        </w:rPr>
+        <w:t xml:space="preserve">)               </w:t>
+      </w:r>
+      <w:proofErr w:type="spellStart"/>
+      <w:r>
+        <w:rPr>
+          <w:rFonts w:ascii="Courier New" w:eastAsia="Times New Roman" w:hAnsi="Courier New" w:cs="Courier New"/>
+          <w:sz w:val="20"/>
+          <w:szCs w:val="20"/>
+        </w:rPr>
+        <w:t>arr.pop</w:t>
+      </w:r>
+      <w:proofErr w:type="spellEnd"/>
+      <w:r>
+        <w:rPr>
+          <w:rFonts w:ascii="Courier New" w:eastAsia="Times New Roman" w:hAnsi="Courier New" w:cs="Courier New"/>
+          <w:sz w:val="20"/>
+          <w:szCs w:val="20"/>
+        </w:rPr>
+        <w:t>()</w:t>
       </w:r>
     </w:p>
     <w:p>
@@ -3974,99 +4410,209 @@
           <w:sz w:val="20"/>
           <w:szCs w:val="20"/>
         </w:rPr>
-        <w:t xml:space="preserve"> in dictionary         obj[x] !== undefined</w:t>
-      </w:r>
-    </w:p>
-    <w:p>
-      <w:pPr>
-        <w:tabs>
-          <w:tab w:val="left" w:pos="916"/>
-          <w:tab w:val="left" w:pos="1832"/>
-          <w:tab w:val="left" w:pos="2748"/>
-          <w:tab w:val="left" w:pos="3664"/>
-          <w:tab w:val="left" w:pos="4580"/>
-          <w:tab w:val="left" w:pos="5496"/>
-          <w:tab w:val="left" w:pos="6412"/>
-          <w:tab w:val="left" w:pos="7328"/>
-          <w:tab w:val="left" w:pos="8244"/>
-          <w:tab w:val="left" w:pos="9160"/>
-          <w:tab w:val="left" w:pos="10076"/>
-          <w:tab w:val="left" w:pos="10992"/>
-          <w:tab w:val="left" w:pos="11908"/>
-          <w:tab w:val="left" w:pos="12824"/>
-          <w:tab w:val="left" w:pos="13740"/>
-          <w:tab w:val="left" w:pos="14656"/>
-        </w:tabs>
-        <w:spacing w:after="0" w:line="240" w:lineRule="auto"/>
-        <w:rPr>
-          <w:rFonts w:ascii="Courier New" w:eastAsia="Times New Roman" w:hAnsi="Courier New" w:cs="Courier New"/>
-          <w:sz w:val="20"/>
-          <w:szCs w:val="20"/>
-        </w:rPr>
-      </w:pPr>
-      <w:proofErr w:type="gramStart"/>
-      <w:r>
-        <w:rPr>
-          <w:rFonts w:ascii="Courier New" w:eastAsia="Times New Roman" w:hAnsi="Courier New" w:cs="Courier New"/>
-          <w:sz w:val="20"/>
-          <w:szCs w:val="20"/>
-        </w:rPr>
-        <w:t>dictionary.values(</w:t>
-      </w:r>
-      <w:proofErr w:type="gramEnd"/>
-      <w:r>
-        <w:rPr>
-          <w:rFonts w:ascii="Courier New" w:eastAsia="Times New Roman" w:hAnsi="Courier New" w:cs="Courier New"/>
-          <w:sz w:val="20"/>
-          <w:szCs w:val="20"/>
-        </w:rPr>
-        <w:t>)     Object.values(obj)</w:t>
-      </w:r>
-    </w:p>
-    <w:p>
-      <w:pPr>
-        <w:tabs>
-          <w:tab w:val="left" w:pos="916"/>
-          <w:tab w:val="left" w:pos="1832"/>
-          <w:tab w:val="left" w:pos="2748"/>
-          <w:tab w:val="left" w:pos="3664"/>
-          <w:tab w:val="left" w:pos="4580"/>
-          <w:tab w:val="left" w:pos="5496"/>
-          <w:tab w:val="left" w:pos="6412"/>
-          <w:tab w:val="left" w:pos="7328"/>
-          <w:tab w:val="left" w:pos="8244"/>
-          <w:tab w:val="left" w:pos="9160"/>
-          <w:tab w:val="left" w:pos="10076"/>
-          <w:tab w:val="left" w:pos="10992"/>
-          <w:tab w:val="left" w:pos="11908"/>
-          <w:tab w:val="left" w:pos="12824"/>
-          <w:tab w:val="left" w:pos="13740"/>
-          <w:tab w:val="left" w:pos="14656"/>
-        </w:tabs>
-        <w:spacing w:after="0" w:line="240" w:lineRule="auto"/>
-        <w:rPr>
-          <w:rFonts w:ascii="Courier New" w:eastAsia="Times New Roman" w:hAnsi="Courier New" w:cs="Courier New"/>
-          <w:sz w:val="20"/>
-          <w:szCs w:val="20"/>
-        </w:rPr>
-      </w:pPr>
-      <w:proofErr w:type="gramStart"/>
-      <w:r>
-        <w:rPr>
-          <w:rFonts w:ascii="Courier New" w:eastAsia="Times New Roman" w:hAnsi="Courier New" w:cs="Courier New"/>
-          <w:sz w:val="20"/>
-          <w:szCs w:val="20"/>
-        </w:rPr>
-        <w:t>dictionary.keys(</w:t>
-      </w:r>
-      <w:proofErr w:type="gramEnd"/>
-      <w:r>
-        <w:rPr>
-          <w:rFonts w:ascii="Courier New" w:eastAsia="Times New Roman" w:hAnsi="Courier New" w:cs="Courier New"/>
-          <w:sz w:val="20"/>
-          <w:szCs w:val="20"/>
-        </w:rPr>
-        <w:t>)       Object.keys(obj)</w:t>
+        <w:t xml:space="preserve"> in dictionary         </w:t>
+      </w:r>
+      <w:proofErr w:type="spellStart"/>
+      <w:r>
+        <w:rPr>
+          <w:rFonts w:ascii="Courier New" w:eastAsia="Times New Roman" w:hAnsi="Courier New" w:cs="Courier New"/>
+          <w:sz w:val="20"/>
+          <w:szCs w:val="20"/>
+        </w:rPr>
+        <w:t>obj</w:t>
+      </w:r>
+      <w:proofErr w:type="spellEnd"/>
+      <w:r>
+        <w:rPr>
+          <w:rFonts w:ascii="Courier New" w:eastAsia="Times New Roman" w:hAnsi="Courier New" w:cs="Courier New"/>
+          <w:sz w:val="20"/>
+          <w:szCs w:val="20"/>
+        </w:rPr>
+        <w:t>[x] !== undefined</w:t>
+      </w:r>
+    </w:p>
+    <w:p>
+      <w:pPr>
+        <w:tabs>
+          <w:tab w:val="left" w:pos="916"/>
+          <w:tab w:val="left" w:pos="1832"/>
+          <w:tab w:val="left" w:pos="2748"/>
+          <w:tab w:val="left" w:pos="3664"/>
+          <w:tab w:val="left" w:pos="4580"/>
+          <w:tab w:val="left" w:pos="5496"/>
+          <w:tab w:val="left" w:pos="6412"/>
+          <w:tab w:val="left" w:pos="7328"/>
+          <w:tab w:val="left" w:pos="8244"/>
+          <w:tab w:val="left" w:pos="9160"/>
+          <w:tab w:val="left" w:pos="10076"/>
+          <w:tab w:val="left" w:pos="10992"/>
+          <w:tab w:val="left" w:pos="11908"/>
+          <w:tab w:val="left" w:pos="12824"/>
+          <w:tab w:val="left" w:pos="13740"/>
+          <w:tab w:val="left" w:pos="14656"/>
+        </w:tabs>
+        <w:spacing w:after="0" w:line="240" w:lineRule="auto"/>
+        <w:rPr>
+          <w:rFonts w:ascii="Courier New" w:eastAsia="Times New Roman" w:hAnsi="Courier New" w:cs="Courier New"/>
+          <w:sz w:val="20"/>
+          <w:szCs w:val="20"/>
+        </w:rPr>
+      </w:pPr>
+      <w:proofErr w:type="spellStart"/>
+      <w:proofErr w:type="gramStart"/>
+      <w:r>
+        <w:rPr>
+          <w:rFonts w:ascii="Courier New" w:eastAsia="Times New Roman" w:hAnsi="Courier New" w:cs="Courier New"/>
+          <w:sz w:val="20"/>
+          <w:szCs w:val="20"/>
+        </w:rPr>
+        <w:t>dictionary.values</w:t>
+      </w:r>
+      <w:proofErr w:type="spellEnd"/>
+      <w:r>
+        <w:rPr>
+          <w:rFonts w:ascii="Courier New" w:eastAsia="Times New Roman" w:hAnsi="Courier New" w:cs="Courier New"/>
+          <w:sz w:val="20"/>
+          <w:szCs w:val="20"/>
+        </w:rPr>
+        <w:t>(</w:t>
+      </w:r>
+      <w:proofErr w:type="gramEnd"/>
+      <w:r>
+        <w:rPr>
+          <w:rFonts w:ascii="Courier New" w:eastAsia="Times New Roman" w:hAnsi="Courier New" w:cs="Courier New"/>
+          <w:sz w:val="20"/>
+          <w:szCs w:val="20"/>
+        </w:rPr>
+        <w:t xml:space="preserve">)     </w:t>
+      </w:r>
+      <w:proofErr w:type="spellStart"/>
+      <w:r>
+        <w:rPr>
+          <w:rFonts w:ascii="Courier New" w:eastAsia="Times New Roman" w:hAnsi="Courier New" w:cs="Courier New"/>
+          <w:sz w:val="20"/>
+          <w:szCs w:val="20"/>
+        </w:rPr>
+        <w:t>Object.values</w:t>
+      </w:r>
+      <w:proofErr w:type="spellEnd"/>
+      <w:r>
+        <w:rPr>
+          <w:rFonts w:ascii="Courier New" w:eastAsia="Times New Roman" w:hAnsi="Courier New" w:cs="Courier New"/>
+          <w:sz w:val="20"/>
+          <w:szCs w:val="20"/>
+        </w:rPr>
+        <w:t>(</w:t>
+      </w:r>
+      <w:proofErr w:type="spellStart"/>
+      <w:r>
+        <w:rPr>
+          <w:rFonts w:ascii="Courier New" w:eastAsia="Times New Roman" w:hAnsi="Courier New" w:cs="Courier New"/>
+          <w:sz w:val="20"/>
+          <w:szCs w:val="20"/>
+        </w:rPr>
+        <w:t>obj</w:t>
+      </w:r>
+      <w:proofErr w:type="spellEnd"/>
+      <w:r>
+        <w:rPr>
+          <w:rFonts w:ascii="Courier New" w:eastAsia="Times New Roman" w:hAnsi="Courier New" w:cs="Courier New"/>
+          <w:sz w:val="20"/>
+          <w:szCs w:val="20"/>
+        </w:rPr>
+        <w:t>)</w:t>
+      </w:r>
+    </w:p>
+    <w:p>
+      <w:pPr>
+        <w:tabs>
+          <w:tab w:val="left" w:pos="916"/>
+          <w:tab w:val="left" w:pos="1832"/>
+          <w:tab w:val="left" w:pos="2748"/>
+          <w:tab w:val="left" w:pos="3664"/>
+          <w:tab w:val="left" w:pos="4580"/>
+          <w:tab w:val="left" w:pos="5496"/>
+          <w:tab w:val="left" w:pos="6412"/>
+          <w:tab w:val="left" w:pos="7328"/>
+          <w:tab w:val="left" w:pos="8244"/>
+          <w:tab w:val="left" w:pos="9160"/>
+          <w:tab w:val="left" w:pos="10076"/>
+          <w:tab w:val="left" w:pos="10992"/>
+          <w:tab w:val="left" w:pos="11908"/>
+          <w:tab w:val="left" w:pos="12824"/>
+          <w:tab w:val="left" w:pos="13740"/>
+          <w:tab w:val="left" w:pos="14656"/>
+        </w:tabs>
+        <w:spacing w:after="0" w:line="240" w:lineRule="auto"/>
+        <w:rPr>
+          <w:rFonts w:ascii="Courier New" w:eastAsia="Times New Roman" w:hAnsi="Courier New" w:cs="Courier New"/>
+          <w:sz w:val="20"/>
+          <w:szCs w:val="20"/>
+        </w:rPr>
+      </w:pPr>
+      <w:proofErr w:type="spellStart"/>
+      <w:proofErr w:type="gramStart"/>
+      <w:r>
+        <w:rPr>
+          <w:rFonts w:ascii="Courier New" w:eastAsia="Times New Roman" w:hAnsi="Courier New" w:cs="Courier New"/>
+          <w:sz w:val="20"/>
+          <w:szCs w:val="20"/>
+        </w:rPr>
+        <w:t>dictionary.keys</w:t>
+      </w:r>
+      <w:proofErr w:type="spellEnd"/>
+      <w:r>
+        <w:rPr>
+          <w:rFonts w:ascii="Courier New" w:eastAsia="Times New Roman" w:hAnsi="Courier New" w:cs="Courier New"/>
+          <w:sz w:val="20"/>
+          <w:szCs w:val="20"/>
+        </w:rPr>
+        <w:t>(</w:t>
+      </w:r>
+      <w:proofErr w:type="gramEnd"/>
+      <w:r>
+        <w:rPr>
+          <w:rFonts w:ascii="Courier New" w:eastAsia="Times New Roman" w:hAnsi="Courier New" w:cs="Courier New"/>
+          <w:sz w:val="20"/>
+          <w:szCs w:val="20"/>
+        </w:rPr>
+        <w:t xml:space="preserve">)       </w:t>
+      </w:r>
+      <w:proofErr w:type="spellStart"/>
+      <w:r>
+        <w:rPr>
+          <w:rFonts w:ascii="Courier New" w:eastAsia="Times New Roman" w:hAnsi="Courier New" w:cs="Courier New"/>
+          <w:sz w:val="20"/>
+          <w:szCs w:val="20"/>
+        </w:rPr>
+        <w:t>Object.keys</w:t>
+      </w:r>
+      <w:proofErr w:type="spellEnd"/>
+      <w:r>
+        <w:rPr>
+          <w:rFonts w:ascii="Courier New" w:eastAsia="Times New Roman" w:hAnsi="Courier New" w:cs="Courier New"/>
+          <w:sz w:val="20"/>
+          <w:szCs w:val="20"/>
+        </w:rPr>
+        <w:t>(</w:t>
+      </w:r>
+      <w:proofErr w:type="spellStart"/>
+      <w:r>
+        <w:rPr>
+          <w:rFonts w:ascii="Courier New" w:eastAsia="Times New Roman" w:hAnsi="Courier New" w:cs="Courier New"/>
+          <w:sz w:val="20"/>
+          <w:szCs w:val="20"/>
+        </w:rPr>
+        <w:t>obj</w:t>
+      </w:r>
+      <w:proofErr w:type="spellEnd"/>
+      <w:r>
+        <w:rPr>
+          <w:rFonts w:ascii="Courier New" w:eastAsia="Times New Roman" w:hAnsi="Courier New" w:cs="Courier New"/>
+          <w:sz w:val="20"/>
+          <w:szCs w:val="20"/>
+        </w:rPr>
+        <w:t>)</w:t>
       </w:r>
     </w:p>
     <w:p>
@@ -4105,14 +4651,114 @@
         </w:rPr>
         <w:t>range(</w:t>
       </w:r>
-      <w:proofErr w:type="gramEnd"/>
-      <w:r>
-        <w:rPr>
-          <w:rFonts w:ascii="Courier New" w:eastAsia="Times New Roman" w:hAnsi="Courier New" w:cs="Courier New"/>
-          <w:sz w:val="20"/>
-          <w:szCs w:val="20"/>
-        </w:rPr>
-        <w:t>len(arr))         for (let i = 0; i &lt; arr.length; i++)</w:t>
+      <w:proofErr w:type="spellStart"/>
+      <w:proofErr w:type="gramEnd"/>
+      <w:r>
+        <w:rPr>
+          <w:rFonts w:ascii="Courier New" w:eastAsia="Times New Roman" w:hAnsi="Courier New" w:cs="Courier New"/>
+          <w:sz w:val="20"/>
+          <w:szCs w:val="20"/>
+        </w:rPr>
+        <w:t>len</w:t>
+      </w:r>
+      <w:proofErr w:type="spellEnd"/>
+      <w:r>
+        <w:rPr>
+          <w:rFonts w:ascii="Courier New" w:eastAsia="Times New Roman" w:hAnsi="Courier New" w:cs="Courier New"/>
+          <w:sz w:val="20"/>
+          <w:szCs w:val="20"/>
+        </w:rPr>
+        <w:t>(</w:t>
+      </w:r>
+      <w:proofErr w:type="spellStart"/>
+      <w:r>
+        <w:rPr>
+          <w:rFonts w:ascii="Courier New" w:eastAsia="Times New Roman" w:hAnsi="Courier New" w:cs="Courier New"/>
+          <w:sz w:val="20"/>
+          <w:szCs w:val="20"/>
+        </w:rPr>
+        <w:t>arr</w:t>
+      </w:r>
+      <w:proofErr w:type="spellEnd"/>
+      <w:r>
+        <w:rPr>
+          <w:rFonts w:ascii="Courier New" w:eastAsia="Times New Roman" w:hAnsi="Courier New" w:cs="Courier New"/>
+          <w:sz w:val="20"/>
+          <w:szCs w:val="20"/>
+        </w:rPr>
+        <w:t xml:space="preserve">))         for (let </w:t>
+      </w:r>
+      <w:proofErr w:type="spellStart"/>
+      <w:r>
+        <w:rPr>
+          <w:rFonts w:ascii="Courier New" w:eastAsia="Times New Roman" w:hAnsi="Courier New" w:cs="Courier New"/>
+          <w:sz w:val="20"/>
+          <w:szCs w:val="20"/>
+        </w:rPr>
+        <w:t>i</w:t>
+      </w:r>
+      <w:proofErr w:type="spellEnd"/>
+      <w:r>
+        <w:rPr>
+          <w:rFonts w:ascii="Courier New" w:eastAsia="Times New Roman" w:hAnsi="Courier New" w:cs="Courier New"/>
+          <w:sz w:val="20"/>
+          <w:szCs w:val="20"/>
+        </w:rPr>
+        <w:t xml:space="preserve"> = 0; </w:t>
+      </w:r>
+      <w:proofErr w:type="spellStart"/>
+      <w:r>
+        <w:rPr>
+          <w:rFonts w:ascii="Courier New" w:eastAsia="Times New Roman" w:hAnsi="Courier New" w:cs="Courier New"/>
+          <w:sz w:val="20"/>
+          <w:szCs w:val="20"/>
+        </w:rPr>
+        <w:t>i</w:t>
+      </w:r>
+      <w:proofErr w:type="spellEnd"/>
+      <w:r>
+        <w:rPr>
+          <w:rFonts w:ascii="Courier New" w:eastAsia="Times New Roman" w:hAnsi="Courier New" w:cs="Courier New"/>
+          <w:sz w:val="20"/>
+          <w:szCs w:val="20"/>
+        </w:rPr>
+        <w:t xml:space="preserve"> &lt; </w:t>
+      </w:r>
+      <w:proofErr w:type="spellStart"/>
+      <w:r>
+        <w:rPr>
+          <w:rFonts w:ascii="Courier New" w:eastAsia="Times New Roman" w:hAnsi="Courier New" w:cs="Courier New"/>
+          <w:sz w:val="20"/>
+          <w:szCs w:val="20"/>
+        </w:rPr>
+        <w:t>arr.length</w:t>
+      </w:r>
+      <w:proofErr w:type="spellEnd"/>
+      <w:r>
+        <w:rPr>
+          <w:rFonts w:ascii="Courier New" w:eastAsia="Times New Roman" w:hAnsi="Courier New" w:cs="Courier New"/>
+          <w:sz w:val="20"/>
+          <w:szCs w:val="20"/>
+        </w:rPr>
+        <w:t xml:space="preserve">; </w:t>
+      </w:r>
+      <w:proofErr w:type="spellStart"/>
+      <w:r>
+        <w:rPr>
+          <w:rFonts w:ascii="Courier New" w:eastAsia="Times New Roman" w:hAnsi="Courier New" w:cs="Courier New"/>
+          <w:sz w:val="20"/>
+          <w:szCs w:val="20"/>
+        </w:rPr>
+        <w:t>i</w:t>
+      </w:r>
+      <w:proofErr w:type="spellEnd"/>
+      <w:r>
+        <w:rPr>
+          <w:rFonts w:ascii="Courier New" w:eastAsia="Times New Roman" w:hAnsi="Courier New" w:cs="Courier New"/>
+          <w:sz w:val="20"/>
+          <w:szCs w:val="20"/>
+        </w:rPr>
+        <w:t>++)</w:t>
       </w:r>
     </w:p>
     <w:p>
@@ -4158,7 +4804,43 @@
           <w:sz w:val="20"/>
           <w:szCs w:val="20"/>
         </w:rPr>
-        <w:t xml:space="preserve"> x in arr            for (let x of arr)</w:t>
+        <w:t xml:space="preserve"> x in </w:t>
+      </w:r>
+      <w:proofErr w:type="spellStart"/>
+      <w:r>
+        <w:rPr>
+          <w:rFonts w:ascii="Courier New" w:eastAsia="Times New Roman" w:hAnsi="Courier New" w:cs="Courier New"/>
+          <w:sz w:val="20"/>
+          <w:szCs w:val="20"/>
+        </w:rPr>
+        <w:t>arr</w:t>
+      </w:r>
+      <w:proofErr w:type="spellEnd"/>
+      <w:r>
+        <w:rPr>
+          <w:rFonts w:ascii="Courier New" w:eastAsia="Times New Roman" w:hAnsi="Courier New" w:cs="Courier New"/>
+          <w:sz w:val="20"/>
+          <w:szCs w:val="20"/>
+        </w:rPr>
+        <w:t xml:space="preserve">            for (let x of </w:t>
+      </w:r>
+      <w:proofErr w:type="spellStart"/>
+      <w:r>
+        <w:rPr>
+          <w:rFonts w:ascii="Courier New" w:eastAsia="Times New Roman" w:hAnsi="Courier New" w:cs="Courier New"/>
+          <w:sz w:val="20"/>
+          <w:szCs w:val="20"/>
+        </w:rPr>
+        <w:t>arr</w:t>
+      </w:r>
+      <w:proofErr w:type="spellEnd"/>
+      <w:r>
+        <w:rPr>
+          <w:rFonts w:ascii="Courier New" w:eastAsia="Times New Roman" w:hAnsi="Courier New" w:cs="Courier New"/>
+          <w:sz w:val="20"/>
+          <w:szCs w:val="20"/>
+        </w:rPr>
+        <w:t>)</w:t>
       </w:r>
     </w:p>
     <w:p>
@@ -4368,44 +5050,64 @@
           <w:sz w:val="20"/>
           <w:szCs w:val="20"/>
         </w:rPr>
-        <w:t>True                    true</w:t>
-      </w:r>
-    </w:p>
-    <w:p>
-      <w:pPr>
-        <w:tabs>
-          <w:tab w:val="left" w:pos="916"/>
-          <w:tab w:val="left" w:pos="1832"/>
-          <w:tab w:val="left" w:pos="2748"/>
-          <w:tab w:val="left" w:pos="3664"/>
-          <w:tab w:val="left" w:pos="4580"/>
-          <w:tab w:val="left" w:pos="5496"/>
-          <w:tab w:val="left" w:pos="6412"/>
-          <w:tab w:val="left" w:pos="7328"/>
-          <w:tab w:val="left" w:pos="8244"/>
-          <w:tab w:val="left" w:pos="9160"/>
-          <w:tab w:val="left" w:pos="10076"/>
-          <w:tab w:val="left" w:pos="10992"/>
-          <w:tab w:val="left" w:pos="11908"/>
-          <w:tab w:val="left" w:pos="12824"/>
-          <w:tab w:val="left" w:pos="13740"/>
-          <w:tab w:val="left" w:pos="14656"/>
-        </w:tabs>
-        <w:spacing w:after="0" w:line="240" w:lineRule="auto"/>
-        <w:rPr>
-          <w:rFonts w:ascii="Courier New" w:eastAsia="Times New Roman" w:hAnsi="Courier New" w:cs="Courier New"/>
-          <w:sz w:val="20"/>
-          <w:szCs w:val="20"/>
-        </w:rPr>
-      </w:pPr>
-      <w:r>
-        <w:rPr>
-          <w:rFonts w:ascii="Courier New" w:eastAsia="Times New Roman" w:hAnsi="Courier New" w:cs="Courier New"/>
-          <w:sz w:val="20"/>
-          <w:szCs w:val="20"/>
-        </w:rPr>
-        <w:t>False                   false</w:t>
-      </w:r>
+        <w:t xml:space="preserve">True                    </w:t>
+      </w:r>
+      <w:proofErr w:type="spellStart"/>
+      <w:r>
+        <w:rPr>
+          <w:rFonts w:ascii="Courier New" w:eastAsia="Times New Roman" w:hAnsi="Courier New" w:cs="Courier New"/>
+          <w:sz w:val="20"/>
+          <w:szCs w:val="20"/>
+        </w:rPr>
+        <w:t>true</w:t>
+      </w:r>
+      <w:proofErr w:type="spellEnd"/>
+    </w:p>
+    <w:p>
+      <w:pPr>
+        <w:tabs>
+          <w:tab w:val="left" w:pos="916"/>
+          <w:tab w:val="left" w:pos="1832"/>
+          <w:tab w:val="left" w:pos="2748"/>
+          <w:tab w:val="left" w:pos="3664"/>
+          <w:tab w:val="left" w:pos="4580"/>
+          <w:tab w:val="left" w:pos="5496"/>
+          <w:tab w:val="left" w:pos="6412"/>
+          <w:tab w:val="left" w:pos="7328"/>
+          <w:tab w:val="left" w:pos="8244"/>
+          <w:tab w:val="left" w:pos="9160"/>
+          <w:tab w:val="left" w:pos="10076"/>
+          <w:tab w:val="left" w:pos="10992"/>
+          <w:tab w:val="left" w:pos="11908"/>
+          <w:tab w:val="left" w:pos="12824"/>
+          <w:tab w:val="left" w:pos="13740"/>
+          <w:tab w:val="left" w:pos="14656"/>
+        </w:tabs>
+        <w:spacing w:after="0" w:line="240" w:lineRule="auto"/>
+        <w:rPr>
+          <w:rFonts w:ascii="Courier New" w:eastAsia="Times New Roman" w:hAnsi="Courier New" w:cs="Courier New"/>
+          <w:sz w:val="20"/>
+          <w:szCs w:val="20"/>
+        </w:rPr>
+      </w:pPr>
+      <w:r>
+        <w:rPr>
+          <w:rFonts w:ascii="Courier New" w:eastAsia="Times New Roman" w:hAnsi="Courier New" w:cs="Courier New"/>
+          <w:sz w:val="20"/>
+          <w:szCs w:val="20"/>
+        </w:rPr>
+        <w:t xml:space="preserve">False                   </w:t>
+      </w:r>
+      <w:proofErr w:type="spellStart"/>
+      <w:r>
+        <w:rPr>
+          <w:rFonts w:ascii="Courier New" w:eastAsia="Times New Roman" w:hAnsi="Courier New" w:cs="Courier New"/>
+          <w:sz w:val="20"/>
+          <w:szCs w:val="20"/>
+        </w:rPr>
+        <w:t>false</w:t>
+      </w:r>
+      <w:proofErr w:type="spellEnd"/>
     </w:p>
     <w:p>
       <w:pPr>
@@ -4484,6 +5186,1019 @@
       </w:pPr>
     </w:p>
     <w:p/>
+    <w:p>
+      <w:pPr>
+        <w:spacing w:before="100" w:beforeAutospacing="1" w:after="100" w:afterAutospacing="1" w:line="240" w:lineRule="auto"/>
+        <w:rPr>
+          <w:rFonts w:ascii="Times New Roman" w:eastAsia="Times New Roman" w:hAnsi="Times New Roman" w:cs="Times New Roman"/>
+          <w:sz w:val="24"/>
+          <w:szCs w:val="24"/>
+        </w:rPr>
+      </w:pPr>
+      <w:r>
+        <w:rPr>
+          <w:rFonts w:ascii="Times New Roman" w:eastAsia="Times New Roman" w:hAnsi="Times New Roman" w:cs="Times New Roman"/>
+          <w:sz w:val="24"/>
+          <w:szCs w:val="24"/>
+        </w:rPr>
+        <w:lastRenderedPageBreak/>
+        <w:t xml:space="preserve">Because JavaScript’s default </w:t>
+      </w:r>
+      <w:proofErr w:type="gramStart"/>
+      <w:r>
+        <w:rPr>
+          <w:rFonts w:ascii="Courier New" w:eastAsia="Times New Roman" w:hAnsi="Courier New" w:cs="Courier New"/>
+          <w:sz w:val="20"/>
+          <w:szCs w:val="20"/>
+        </w:rPr>
+        <w:t>sort(</w:t>
+      </w:r>
+      <w:proofErr w:type="gramEnd"/>
+      <w:r>
+        <w:rPr>
+          <w:rFonts w:ascii="Courier New" w:eastAsia="Times New Roman" w:hAnsi="Courier New" w:cs="Courier New"/>
+          <w:sz w:val="20"/>
+          <w:szCs w:val="20"/>
+        </w:rPr>
+        <w:t>)</w:t>
+      </w:r>
+      <w:r>
+        <w:rPr>
+          <w:rFonts w:ascii="Times New Roman" w:eastAsia="Times New Roman" w:hAnsi="Times New Roman" w:cs="Times New Roman"/>
+          <w:sz w:val="24"/>
+          <w:szCs w:val="24"/>
+        </w:rPr>
+        <w:t xml:space="preserve"> does </w:t>
+      </w:r>
+      <w:r>
+        <w:rPr>
+          <w:rFonts w:ascii="Times New Roman" w:eastAsia="Times New Roman" w:hAnsi="Times New Roman" w:cs="Times New Roman"/>
+          <w:b/>
+          <w:bCs/>
+          <w:sz w:val="24"/>
+          <w:szCs w:val="24"/>
+        </w:rPr>
+        <w:t>not reliably sort numbers numerically</w:t>
+      </w:r>
+      <w:r>
+        <w:rPr>
+          <w:rFonts w:ascii="Times New Roman" w:eastAsia="Times New Roman" w:hAnsi="Times New Roman" w:cs="Times New Roman"/>
+          <w:sz w:val="24"/>
+          <w:szCs w:val="24"/>
+        </w:rPr>
+        <w:t>. It sorts values like strings.</w:t>
+      </w:r>
+    </w:p>
+    <w:p>
+      <w:pPr>
+        <w:spacing w:before="100" w:beforeAutospacing="1" w:after="100" w:afterAutospacing="1" w:line="240" w:lineRule="auto"/>
+        <w:rPr>
+          <w:rFonts w:ascii="Times New Roman" w:eastAsia="Times New Roman" w:hAnsi="Times New Roman" w:cs="Times New Roman"/>
+          <w:sz w:val="24"/>
+          <w:szCs w:val="24"/>
+        </w:rPr>
+      </w:pPr>
+      <w:r>
+        <w:rPr>
+          <w:rFonts w:ascii="Times New Roman" w:eastAsia="Times New Roman" w:hAnsi="Times New Roman" w:cs="Times New Roman"/>
+          <w:sz w:val="24"/>
+          <w:szCs w:val="24"/>
+        </w:rPr>
+        <w:t>For example:</w:t>
+      </w:r>
+    </w:p>
+    <w:p>
+      <w:pPr>
+        <w:tabs>
+          <w:tab w:val="left" w:pos="916"/>
+          <w:tab w:val="left" w:pos="1832"/>
+          <w:tab w:val="left" w:pos="2748"/>
+          <w:tab w:val="left" w:pos="3664"/>
+          <w:tab w:val="left" w:pos="4580"/>
+          <w:tab w:val="left" w:pos="5496"/>
+          <w:tab w:val="left" w:pos="6412"/>
+          <w:tab w:val="left" w:pos="7328"/>
+          <w:tab w:val="left" w:pos="8244"/>
+          <w:tab w:val="left" w:pos="9160"/>
+          <w:tab w:val="left" w:pos="10076"/>
+          <w:tab w:val="left" w:pos="10992"/>
+          <w:tab w:val="left" w:pos="11908"/>
+          <w:tab w:val="left" w:pos="12824"/>
+          <w:tab w:val="left" w:pos="13740"/>
+          <w:tab w:val="left" w:pos="14656"/>
+        </w:tabs>
+        <w:spacing w:after="0" w:line="240" w:lineRule="auto"/>
+        <w:rPr>
+          <w:rFonts w:ascii="Courier New" w:eastAsia="Times New Roman" w:hAnsi="Courier New" w:cs="Courier New"/>
+          <w:sz w:val="20"/>
+          <w:szCs w:val="20"/>
+        </w:rPr>
+      </w:pPr>
+      <w:proofErr w:type="gramStart"/>
+      <w:r>
+        <w:rPr>
+          <w:rFonts w:ascii="Courier New" w:eastAsia="Times New Roman" w:hAnsi="Courier New" w:cs="Courier New"/>
+          <w:sz w:val="20"/>
+          <w:szCs w:val="20"/>
+        </w:rPr>
+        <w:t>let</w:t>
+      </w:r>
+      <w:proofErr w:type="gramEnd"/>
+      <w:r>
+        <w:rPr>
+          <w:rFonts w:ascii="Courier New" w:eastAsia="Times New Roman" w:hAnsi="Courier New" w:cs="Courier New"/>
+          <w:sz w:val="20"/>
+          <w:szCs w:val="20"/>
+        </w:rPr>
+        <w:t xml:space="preserve"> A = [10, 2, 5];</w:t>
+      </w:r>
+    </w:p>
+    <w:p>
+      <w:pPr>
+        <w:tabs>
+          <w:tab w:val="left" w:pos="916"/>
+          <w:tab w:val="left" w:pos="1832"/>
+          <w:tab w:val="left" w:pos="2748"/>
+          <w:tab w:val="left" w:pos="3664"/>
+          <w:tab w:val="left" w:pos="4580"/>
+          <w:tab w:val="left" w:pos="5496"/>
+          <w:tab w:val="left" w:pos="6412"/>
+          <w:tab w:val="left" w:pos="7328"/>
+          <w:tab w:val="left" w:pos="8244"/>
+          <w:tab w:val="left" w:pos="9160"/>
+          <w:tab w:val="left" w:pos="10076"/>
+          <w:tab w:val="left" w:pos="10992"/>
+          <w:tab w:val="left" w:pos="11908"/>
+          <w:tab w:val="left" w:pos="12824"/>
+          <w:tab w:val="left" w:pos="13740"/>
+          <w:tab w:val="left" w:pos="14656"/>
+        </w:tabs>
+        <w:spacing w:after="0" w:line="240" w:lineRule="auto"/>
+        <w:rPr>
+          <w:rFonts w:ascii="Courier New" w:eastAsia="Times New Roman" w:hAnsi="Courier New" w:cs="Courier New"/>
+          <w:sz w:val="20"/>
+          <w:szCs w:val="20"/>
+        </w:rPr>
+      </w:pPr>
+    </w:p>
+    <w:p>
+      <w:pPr>
+        <w:tabs>
+          <w:tab w:val="left" w:pos="916"/>
+          <w:tab w:val="left" w:pos="1832"/>
+          <w:tab w:val="left" w:pos="2748"/>
+          <w:tab w:val="left" w:pos="3664"/>
+          <w:tab w:val="left" w:pos="4580"/>
+          <w:tab w:val="left" w:pos="5496"/>
+          <w:tab w:val="left" w:pos="6412"/>
+          <w:tab w:val="left" w:pos="7328"/>
+          <w:tab w:val="left" w:pos="8244"/>
+          <w:tab w:val="left" w:pos="9160"/>
+          <w:tab w:val="left" w:pos="10076"/>
+          <w:tab w:val="left" w:pos="10992"/>
+          <w:tab w:val="left" w:pos="11908"/>
+          <w:tab w:val="left" w:pos="12824"/>
+          <w:tab w:val="left" w:pos="13740"/>
+          <w:tab w:val="left" w:pos="14656"/>
+        </w:tabs>
+        <w:spacing w:after="0" w:line="240" w:lineRule="auto"/>
+        <w:rPr>
+          <w:rFonts w:ascii="Courier New" w:eastAsia="Times New Roman" w:hAnsi="Courier New" w:cs="Courier New"/>
+          <w:sz w:val="20"/>
+          <w:szCs w:val="20"/>
+        </w:rPr>
+      </w:pPr>
+      <w:proofErr w:type="spellStart"/>
+      <w:proofErr w:type="gramStart"/>
+      <w:r>
+        <w:rPr>
+          <w:rFonts w:ascii="Courier New" w:eastAsia="Times New Roman" w:hAnsi="Courier New" w:cs="Courier New"/>
+          <w:sz w:val="20"/>
+          <w:szCs w:val="20"/>
+        </w:rPr>
+        <w:t>A.sort</w:t>
+      </w:r>
+      <w:proofErr w:type="spellEnd"/>
+      <w:r>
+        <w:rPr>
+          <w:rFonts w:ascii="Courier New" w:eastAsia="Times New Roman" w:hAnsi="Courier New" w:cs="Courier New"/>
+          <w:sz w:val="20"/>
+          <w:szCs w:val="20"/>
+        </w:rPr>
+        <w:t>(</w:t>
+      </w:r>
+      <w:proofErr w:type="gramEnd"/>
+      <w:r>
+        <w:rPr>
+          <w:rFonts w:ascii="Courier New" w:eastAsia="Times New Roman" w:hAnsi="Courier New" w:cs="Courier New"/>
+          <w:sz w:val="20"/>
+          <w:szCs w:val="20"/>
+        </w:rPr>
+        <w:t>);</w:t>
+      </w:r>
+    </w:p>
+    <w:p>
+      <w:pPr>
+        <w:tabs>
+          <w:tab w:val="left" w:pos="916"/>
+          <w:tab w:val="left" w:pos="1832"/>
+          <w:tab w:val="left" w:pos="2748"/>
+          <w:tab w:val="left" w:pos="3664"/>
+          <w:tab w:val="left" w:pos="4580"/>
+          <w:tab w:val="left" w:pos="5496"/>
+          <w:tab w:val="left" w:pos="6412"/>
+          <w:tab w:val="left" w:pos="7328"/>
+          <w:tab w:val="left" w:pos="8244"/>
+          <w:tab w:val="left" w:pos="9160"/>
+          <w:tab w:val="left" w:pos="10076"/>
+          <w:tab w:val="left" w:pos="10992"/>
+          <w:tab w:val="left" w:pos="11908"/>
+          <w:tab w:val="left" w:pos="12824"/>
+          <w:tab w:val="left" w:pos="13740"/>
+          <w:tab w:val="left" w:pos="14656"/>
+        </w:tabs>
+        <w:spacing w:after="0" w:line="240" w:lineRule="auto"/>
+        <w:rPr>
+          <w:rFonts w:ascii="Courier New" w:eastAsia="Times New Roman" w:hAnsi="Courier New" w:cs="Courier New"/>
+          <w:sz w:val="20"/>
+          <w:szCs w:val="20"/>
+        </w:rPr>
+      </w:pPr>
+    </w:p>
+    <w:p>
+      <w:pPr>
+        <w:tabs>
+          <w:tab w:val="left" w:pos="916"/>
+          <w:tab w:val="left" w:pos="1832"/>
+          <w:tab w:val="left" w:pos="2748"/>
+          <w:tab w:val="left" w:pos="3664"/>
+          <w:tab w:val="left" w:pos="4580"/>
+          <w:tab w:val="left" w:pos="5496"/>
+          <w:tab w:val="left" w:pos="6412"/>
+          <w:tab w:val="left" w:pos="7328"/>
+          <w:tab w:val="left" w:pos="8244"/>
+          <w:tab w:val="left" w:pos="9160"/>
+          <w:tab w:val="left" w:pos="10076"/>
+          <w:tab w:val="left" w:pos="10992"/>
+          <w:tab w:val="left" w:pos="11908"/>
+          <w:tab w:val="left" w:pos="12824"/>
+          <w:tab w:val="left" w:pos="13740"/>
+          <w:tab w:val="left" w:pos="14656"/>
+        </w:tabs>
+        <w:spacing w:after="0" w:line="240" w:lineRule="auto"/>
+        <w:rPr>
+          <w:rFonts w:ascii="Courier New" w:eastAsia="Times New Roman" w:hAnsi="Courier New" w:cs="Courier New"/>
+          <w:sz w:val="20"/>
+          <w:szCs w:val="20"/>
+        </w:rPr>
+      </w:pPr>
+      <w:proofErr w:type="gramStart"/>
+      <w:r>
+        <w:rPr>
+          <w:rFonts w:ascii="Courier New" w:eastAsia="Times New Roman" w:hAnsi="Courier New" w:cs="Courier New"/>
+          <w:sz w:val="20"/>
+          <w:szCs w:val="20"/>
+        </w:rPr>
+        <w:t>console.log(</w:t>
+      </w:r>
+      <w:proofErr w:type="gramEnd"/>
+      <w:r>
+        <w:rPr>
+          <w:rFonts w:ascii="Courier New" w:eastAsia="Times New Roman" w:hAnsi="Courier New" w:cs="Courier New"/>
+          <w:sz w:val="20"/>
+          <w:szCs w:val="20"/>
+        </w:rPr>
+        <w:t>A);</w:t>
+      </w:r>
+    </w:p>
+    <w:p>
+      <w:pPr>
+        <w:spacing w:before="100" w:beforeAutospacing="1" w:after="100" w:afterAutospacing="1" w:line="240" w:lineRule="auto"/>
+        <w:rPr>
+          <w:rFonts w:ascii="Times New Roman" w:eastAsia="Times New Roman" w:hAnsi="Times New Roman" w:cs="Times New Roman"/>
+          <w:sz w:val="24"/>
+          <w:szCs w:val="24"/>
+        </w:rPr>
+      </w:pPr>
+      <w:proofErr w:type="gramStart"/>
+      <w:r>
+        <w:rPr>
+          <w:rFonts w:ascii="Times New Roman" w:eastAsia="Times New Roman" w:hAnsi="Times New Roman" w:cs="Times New Roman"/>
+          <w:sz w:val="24"/>
+          <w:szCs w:val="24"/>
+        </w:rPr>
+        <w:t>can</w:t>
+      </w:r>
+      <w:proofErr w:type="gramEnd"/>
+      <w:r>
+        <w:rPr>
+          <w:rFonts w:ascii="Times New Roman" w:eastAsia="Times New Roman" w:hAnsi="Times New Roman" w:cs="Times New Roman"/>
+          <w:sz w:val="24"/>
+          <w:szCs w:val="24"/>
+        </w:rPr>
+        <w:t xml:space="preserve"> give:</w:t>
+      </w:r>
+    </w:p>
+    <w:p>
+      <w:pPr>
+        <w:tabs>
+          <w:tab w:val="left" w:pos="916"/>
+          <w:tab w:val="left" w:pos="1832"/>
+          <w:tab w:val="left" w:pos="2748"/>
+          <w:tab w:val="left" w:pos="3664"/>
+          <w:tab w:val="left" w:pos="4580"/>
+          <w:tab w:val="left" w:pos="5496"/>
+          <w:tab w:val="left" w:pos="6412"/>
+          <w:tab w:val="left" w:pos="7328"/>
+          <w:tab w:val="left" w:pos="8244"/>
+          <w:tab w:val="left" w:pos="9160"/>
+          <w:tab w:val="left" w:pos="10076"/>
+          <w:tab w:val="left" w:pos="10992"/>
+          <w:tab w:val="left" w:pos="11908"/>
+          <w:tab w:val="left" w:pos="12824"/>
+          <w:tab w:val="left" w:pos="13740"/>
+          <w:tab w:val="left" w:pos="14656"/>
+        </w:tabs>
+        <w:spacing w:after="0" w:line="240" w:lineRule="auto"/>
+        <w:rPr>
+          <w:rFonts w:ascii="Courier New" w:eastAsia="Times New Roman" w:hAnsi="Courier New" w:cs="Courier New"/>
+          <w:sz w:val="20"/>
+          <w:szCs w:val="20"/>
+        </w:rPr>
+      </w:pPr>
+      <w:r>
+        <w:rPr>
+          <w:rFonts w:ascii="Courier New" w:eastAsia="Times New Roman" w:hAnsi="Courier New" w:cs="Courier New"/>
+          <w:sz w:val="20"/>
+          <w:szCs w:val="20"/>
+        </w:rPr>
+        <w:t>[10, 2, 5]</w:t>
+      </w:r>
+    </w:p>
+    <w:p>
+      <w:pPr>
+        <w:spacing w:before="100" w:beforeAutospacing="1" w:after="100" w:afterAutospacing="1" w:line="240" w:lineRule="auto"/>
+        <w:rPr>
+          <w:rFonts w:ascii="Times New Roman" w:eastAsia="Times New Roman" w:hAnsi="Times New Roman" w:cs="Times New Roman"/>
+          <w:sz w:val="24"/>
+          <w:szCs w:val="24"/>
+        </w:rPr>
+      </w:pPr>
+      <w:proofErr w:type="gramStart"/>
+      <w:r>
+        <w:rPr>
+          <w:rFonts w:ascii="Times New Roman" w:eastAsia="Times New Roman" w:hAnsi="Times New Roman" w:cs="Times New Roman"/>
+          <w:sz w:val="24"/>
+          <w:szCs w:val="24"/>
+        </w:rPr>
+        <w:t>because</w:t>
+      </w:r>
+      <w:proofErr w:type="gramEnd"/>
+      <w:r>
+        <w:rPr>
+          <w:rFonts w:ascii="Times New Roman" w:eastAsia="Times New Roman" w:hAnsi="Times New Roman" w:cs="Times New Roman"/>
+          <w:sz w:val="24"/>
+          <w:szCs w:val="24"/>
+        </w:rPr>
+        <w:t xml:space="preserve"> it compares them like:</w:t>
+      </w:r>
+    </w:p>
+    <w:p>
+      <w:pPr>
+        <w:tabs>
+          <w:tab w:val="left" w:pos="916"/>
+          <w:tab w:val="left" w:pos="1832"/>
+          <w:tab w:val="left" w:pos="2748"/>
+          <w:tab w:val="left" w:pos="3664"/>
+          <w:tab w:val="left" w:pos="4580"/>
+          <w:tab w:val="left" w:pos="5496"/>
+          <w:tab w:val="left" w:pos="6412"/>
+          <w:tab w:val="left" w:pos="7328"/>
+          <w:tab w:val="left" w:pos="8244"/>
+          <w:tab w:val="left" w:pos="9160"/>
+          <w:tab w:val="left" w:pos="10076"/>
+          <w:tab w:val="left" w:pos="10992"/>
+          <w:tab w:val="left" w:pos="11908"/>
+          <w:tab w:val="left" w:pos="12824"/>
+          <w:tab w:val="left" w:pos="13740"/>
+          <w:tab w:val="left" w:pos="14656"/>
+        </w:tabs>
+        <w:spacing w:after="0" w:line="240" w:lineRule="auto"/>
+        <w:rPr>
+          <w:rFonts w:ascii="Courier New" w:eastAsia="Times New Roman" w:hAnsi="Courier New" w:cs="Courier New"/>
+          <w:sz w:val="20"/>
+          <w:szCs w:val="20"/>
+        </w:rPr>
+      </w:pPr>
+      <w:r>
+        <w:rPr>
+          <w:rFonts w:ascii="Courier New" w:eastAsia="Times New Roman" w:hAnsi="Courier New" w:cs="Courier New"/>
+          <w:sz w:val="20"/>
+          <w:szCs w:val="20"/>
+        </w:rPr>
+        <w:t>"10"</w:t>
+      </w:r>
+    </w:p>
+    <w:p>
+      <w:pPr>
+        <w:tabs>
+          <w:tab w:val="left" w:pos="916"/>
+          <w:tab w:val="left" w:pos="1832"/>
+          <w:tab w:val="left" w:pos="2748"/>
+          <w:tab w:val="left" w:pos="3664"/>
+          <w:tab w:val="left" w:pos="4580"/>
+          <w:tab w:val="left" w:pos="5496"/>
+          <w:tab w:val="left" w:pos="6412"/>
+          <w:tab w:val="left" w:pos="7328"/>
+          <w:tab w:val="left" w:pos="8244"/>
+          <w:tab w:val="left" w:pos="9160"/>
+          <w:tab w:val="left" w:pos="10076"/>
+          <w:tab w:val="left" w:pos="10992"/>
+          <w:tab w:val="left" w:pos="11908"/>
+          <w:tab w:val="left" w:pos="12824"/>
+          <w:tab w:val="left" w:pos="13740"/>
+          <w:tab w:val="left" w:pos="14656"/>
+        </w:tabs>
+        <w:spacing w:after="0" w:line="240" w:lineRule="auto"/>
+        <w:rPr>
+          <w:rFonts w:ascii="Courier New" w:eastAsia="Times New Roman" w:hAnsi="Courier New" w:cs="Courier New"/>
+          <w:sz w:val="20"/>
+          <w:szCs w:val="20"/>
+        </w:rPr>
+      </w:pPr>
+      <w:r>
+        <w:rPr>
+          <w:rFonts w:ascii="Courier New" w:eastAsia="Times New Roman" w:hAnsi="Courier New" w:cs="Courier New"/>
+          <w:sz w:val="20"/>
+          <w:szCs w:val="20"/>
+        </w:rPr>
+        <w:t>"2"</w:t>
+      </w:r>
+    </w:p>
+    <w:p>
+      <w:pPr>
+        <w:tabs>
+          <w:tab w:val="left" w:pos="916"/>
+          <w:tab w:val="left" w:pos="1832"/>
+          <w:tab w:val="left" w:pos="2748"/>
+          <w:tab w:val="left" w:pos="3664"/>
+          <w:tab w:val="left" w:pos="4580"/>
+          <w:tab w:val="left" w:pos="5496"/>
+          <w:tab w:val="left" w:pos="6412"/>
+          <w:tab w:val="left" w:pos="7328"/>
+          <w:tab w:val="left" w:pos="8244"/>
+          <w:tab w:val="left" w:pos="9160"/>
+          <w:tab w:val="left" w:pos="10076"/>
+          <w:tab w:val="left" w:pos="10992"/>
+          <w:tab w:val="left" w:pos="11908"/>
+          <w:tab w:val="left" w:pos="12824"/>
+          <w:tab w:val="left" w:pos="13740"/>
+          <w:tab w:val="left" w:pos="14656"/>
+        </w:tabs>
+        <w:spacing w:after="0" w:line="240" w:lineRule="auto"/>
+        <w:rPr>
+          <w:rFonts w:ascii="Courier New" w:eastAsia="Times New Roman" w:hAnsi="Courier New" w:cs="Courier New"/>
+          <w:sz w:val="20"/>
+          <w:szCs w:val="20"/>
+        </w:rPr>
+      </w:pPr>
+      <w:r>
+        <w:rPr>
+          <w:rFonts w:ascii="Courier New" w:eastAsia="Times New Roman" w:hAnsi="Courier New" w:cs="Courier New"/>
+          <w:sz w:val="20"/>
+          <w:szCs w:val="20"/>
+        </w:rPr>
+        <w:t>"5"</w:t>
+      </w:r>
+    </w:p>
+    <w:p>
+      <w:pPr>
+        <w:spacing w:before="100" w:beforeAutospacing="1" w:after="100" w:afterAutospacing="1" w:line="240" w:lineRule="auto"/>
+        <w:rPr>
+          <w:rFonts w:ascii="Times New Roman" w:eastAsia="Times New Roman" w:hAnsi="Times New Roman" w:cs="Times New Roman"/>
+          <w:sz w:val="24"/>
+          <w:szCs w:val="24"/>
+        </w:rPr>
+      </w:pPr>
+      <w:r>
+        <w:rPr>
+          <w:rFonts w:ascii="Times New Roman" w:eastAsia="Times New Roman" w:hAnsi="Times New Roman" w:cs="Times New Roman"/>
+          <w:sz w:val="24"/>
+          <w:szCs w:val="24"/>
+        </w:rPr>
+        <w:t xml:space="preserve">So for numbers, we give </w:t>
+      </w:r>
+      <w:proofErr w:type="gramStart"/>
+      <w:r>
+        <w:rPr>
+          <w:rFonts w:ascii="Courier New" w:eastAsia="Times New Roman" w:hAnsi="Courier New" w:cs="Courier New"/>
+          <w:sz w:val="20"/>
+          <w:szCs w:val="20"/>
+        </w:rPr>
+        <w:t>sort(</w:t>
+      </w:r>
+      <w:proofErr w:type="gramEnd"/>
+      <w:r>
+        <w:rPr>
+          <w:rFonts w:ascii="Courier New" w:eastAsia="Times New Roman" w:hAnsi="Courier New" w:cs="Courier New"/>
+          <w:sz w:val="20"/>
+          <w:szCs w:val="20"/>
+        </w:rPr>
+        <w:t>)</w:t>
+      </w:r>
+      <w:r>
+        <w:rPr>
+          <w:rFonts w:ascii="Times New Roman" w:eastAsia="Times New Roman" w:hAnsi="Times New Roman" w:cs="Times New Roman"/>
+          <w:sz w:val="24"/>
+          <w:szCs w:val="24"/>
+        </w:rPr>
+        <w:t xml:space="preserve"> a comparison function:</w:t>
+      </w:r>
+    </w:p>
+    <w:p>
+      <w:pPr>
+        <w:tabs>
+          <w:tab w:val="left" w:pos="916"/>
+          <w:tab w:val="left" w:pos="1832"/>
+          <w:tab w:val="left" w:pos="2748"/>
+          <w:tab w:val="left" w:pos="3664"/>
+          <w:tab w:val="left" w:pos="4580"/>
+          <w:tab w:val="left" w:pos="5496"/>
+          <w:tab w:val="left" w:pos="6412"/>
+          <w:tab w:val="left" w:pos="7328"/>
+          <w:tab w:val="left" w:pos="8244"/>
+          <w:tab w:val="left" w:pos="9160"/>
+          <w:tab w:val="left" w:pos="10076"/>
+          <w:tab w:val="left" w:pos="10992"/>
+          <w:tab w:val="left" w:pos="11908"/>
+          <w:tab w:val="left" w:pos="12824"/>
+          <w:tab w:val="left" w:pos="13740"/>
+          <w:tab w:val="left" w:pos="14656"/>
+        </w:tabs>
+        <w:spacing w:after="0" w:line="240" w:lineRule="auto"/>
+        <w:rPr>
+          <w:rFonts w:ascii="Courier New" w:eastAsia="Times New Roman" w:hAnsi="Courier New" w:cs="Courier New"/>
+          <w:sz w:val="20"/>
+          <w:szCs w:val="20"/>
+        </w:rPr>
+      </w:pPr>
+      <w:proofErr w:type="spellStart"/>
+      <w:proofErr w:type="gramStart"/>
+      <w:r>
+        <w:rPr>
+          <w:rFonts w:ascii="Courier New" w:eastAsia="Times New Roman" w:hAnsi="Courier New" w:cs="Courier New"/>
+          <w:sz w:val="20"/>
+          <w:szCs w:val="20"/>
+        </w:rPr>
+        <w:t>A.sort</w:t>
+      </w:r>
+      <w:proofErr w:type="spellEnd"/>
+      <w:r>
+        <w:rPr>
+          <w:rFonts w:ascii="Courier New" w:eastAsia="Times New Roman" w:hAnsi="Courier New" w:cs="Courier New"/>
+          <w:sz w:val="20"/>
+          <w:szCs w:val="20"/>
+        </w:rPr>
+        <w:t>(</w:t>
+      </w:r>
+      <w:proofErr w:type="gramEnd"/>
+      <w:r>
+        <w:rPr>
+          <w:rFonts w:ascii="Courier New" w:eastAsia="Times New Roman" w:hAnsi="Courier New" w:cs="Courier New"/>
+          <w:sz w:val="20"/>
+          <w:szCs w:val="20"/>
+        </w:rPr>
+        <w:t>(a, b) =&gt; a - b);</w:t>
+      </w:r>
+    </w:p>
+    <w:p>
+      <w:pPr>
+        <w:spacing w:before="100" w:beforeAutospacing="1" w:after="100" w:afterAutospacing="1" w:line="240" w:lineRule="auto"/>
+        <w:rPr>
+          <w:rFonts w:ascii="Times New Roman" w:eastAsia="Times New Roman" w:hAnsi="Times New Roman" w:cs="Times New Roman"/>
+          <w:sz w:val="24"/>
+          <w:szCs w:val="24"/>
+        </w:rPr>
+      </w:pPr>
+      <w:r>
+        <w:rPr>
+          <w:rFonts w:ascii="Times New Roman" w:eastAsia="Times New Roman" w:hAnsi="Times New Roman" w:cs="Times New Roman"/>
+          <w:sz w:val="24"/>
+          <w:szCs w:val="24"/>
+        </w:rPr>
+        <w:t>This means:</w:t>
+      </w:r>
+    </w:p>
+    <w:p>
+      <w:pPr>
+        <w:tabs>
+          <w:tab w:val="left" w:pos="916"/>
+          <w:tab w:val="left" w:pos="1832"/>
+          <w:tab w:val="left" w:pos="2748"/>
+          <w:tab w:val="left" w:pos="3664"/>
+          <w:tab w:val="left" w:pos="4580"/>
+          <w:tab w:val="left" w:pos="5496"/>
+          <w:tab w:val="left" w:pos="6412"/>
+          <w:tab w:val="left" w:pos="7328"/>
+          <w:tab w:val="left" w:pos="8244"/>
+          <w:tab w:val="left" w:pos="9160"/>
+          <w:tab w:val="left" w:pos="10076"/>
+          <w:tab w:val="left" w:pos="10992"/>
+          <w:tab w:val="left" w:pos="11908"/>
+          <w:tab w:val="left" w:pos="12824"/>
+          <w:tab w:val="left" w:pos="13740"/>
+          <w:tab w:val="left" w:pos="14656"/>
+        </w:tabs>
+        <w:spacing w:after="0" w:line="240" w:lineRule="auto"/>
+        <w:rPr>
+          <w:rFonts w:ascii="Courier New" w:eastAsia="Times New Roman" w:hAnsi="Courier New" w:cs="Courier New"/>
+          <w:sz w:val="20"/>
+          <w:szCs w:val="20"/>
+        </w:rPr>
+      </w:pPr>
+      <w:r>
+        <w:rPr>
+          <w:rFonts w:ascii="Courier New" w:eastAsia="Times New Roman" w:hAnsi="Courier New" w:cs="Courier New"/>
+          <w:sz w:val="20"/>
+          <w:szCs w:val="20"/>
+        </w:rPr>
+        <w:t xml:space="preserve">a - b &lt; </w:t>
+      </w:r>
+      <w:proofErr w:type="gramStart"/>
+      <w:r>
+        <w:rPr>
+          <w:rFonts w:ascii="Courier New" w:eastAsia="Times New Roman" w:hAnsi="Courier New" w:cs="Courier New"/>
+          <w:sz w:val="20"/>
+          <w:szCs w:val="20"/>
+        </w:rPr>
+        <w:t>0  →</w:t>
+      </w:r>
+      <w:proofErr w:type="gramEnd"/>
+      <w:r>
+        <w:rPr>
+          <w:rFonts w:ascii="Courier New" w:eastAsia="Times New Roman" w:hAnsi="Courier New" w:cs="Courier New"/>
+          <w:sz w:val="20"/>
+          <w:szCs w:val="20"/>
+        </w:rPr>
+        <w:t xml:space="preserve"> a comes before b</w:t>
+      </w:r>
+    </w:p>
+    <w:p>
+      <w:pPr>
+        <w:tabs>
+          <w:tab w:val="left" w:pos="916"/>
+          <w:tab w:val="left" w:pos="1832"/>
+          <w:tab w:val="left" w:pos="2748"/>
+          <w:tab w:val="left" w:pos="3664"/>
+          <w:tab w:val="left" w:pos="4580"/>
+          <w:tab w:val="left" w:pos="5496"/>
+          <w:tab w:val="left" w:pos="6412"/>
+          <w:tab w:val="left" w:pos="7328"/>
+          <w:tab w:val="left" w:pos="8244"/>
+          <w:tab w:val="left" w:pos="9160"/>
+          <w:tab w:val="left" w:pos="10076"/>
+          <w:tab w:val="left" w:pos="10992"/>
+          <w:tab w:val="left" w:pos="11908"/>
+          <w:tab w:val="left" w:pos="12824"/>
+          <w:tab w:val="left" w:pos="13740"/>
+          <w:tab w:val="left" w:pos="14656"/>
+        </w:tabs>
+        <w:spacing w:after="0" w:line="240" w:lineRule="auto"/>
+        <w:rPr>
+          <w:rFonts w:ascii="Courier New" w:eastAsia="Times New Roman" w:hAnsi="Courier New" w:cs="Courier New"/>
+          <w:sz w:val="20"/>
+          <w:szCs w:val="20"/>
+        </w:rPr>
+      </w:pPr>
+      <w:r>
+        <w:rPr>
+          <w:rFonts w:ascii="Courier New" w:eastAsia="Times New Roman" w:hAnsi="Courier New" w:cs="Courier New"/>
+          <w:sz w:val="20"/>
+          <w:szCs w:val="20"/>
+        </w:rPr>
+        <w:t xml:space="preserve">a - b &gt; </w:t>
+      </w:r>
+      <w:proofErr w:type="gramStart"/>
+      <w:r>
+        <w:rPr>
+          <w:rFonts w:ascii="Courier New" w:eastAsia="Times New Roman" w:hAnsi="Courier New" w:cs="Courier New"/>
+          <w:sz w:val="20"/>
+          <w:szCs w:val="20"/>
+        </w:rPr>
+        <w:t>0  →</w:t>
+      </w:r>
+      <w:proofErr w:type="gramEnd"/>
+      <w:r>
+        <w:rPr>
+          <w:rFonts w:ascii="Courier New" w:eastAsia="Times New Roman" w:hAnsi="Courier New" w:cs="Courier New"/>
+          <w:sz w:val="20"/>
+          <w:szCs w:val="20"/>
+        </w:rPr>
+        <w:t xml:space="preserve"> b comes before a</w:t>
+      </w:r>
+    </w:p>
+    <w:p>
+      <w:pPr>
+        <w:tabs>
+          <w:tab w:val="left" w:pos="916"/>
+          <w:tab w:val="left" w:pos="1832"/>
+          <w:tab w:val="left" w:pos="2748"/>
+          <w:tab w:val="left" w:pos="3664"/>
+          <w:tab w:val="left" w:pos="4580"/>
+          <w:tab w:val="left" w:pos="5496"/>
+          <w:tab w:val="left" w:pos="6412"/>
+          <w:tab w:val="left" w:pos="7328"/>
+          <w:tab w:val="left" w:pos="8244"/>
+          <w:tab w:val="left" w:pos="9160"/>
+          <w:tab w:val="left" w:pos="10076"/>
+          <w:tab w:val="left" w:pos="10992"/>
+          <w:tab w:val="left" w:pos="11908"/>
+          <w:tab w:val="left" w:pos="12824"/>
+          <w:tab w:val="left" w:pos="13740"/>
+          <w:tab w:val="left" w:pos="14656"/>
+        </w:tabs>
+        <w:spacing w:after="0" w:line="240" w:lineRule="auto"/>
+        <w:rPr>
+          <w:rFonts w:ascii="Courier New" w:eastAsia="Times New Roman" w:hAnsi="Courier New" w:cs="Courier New"/>
+          <w:sz w:val="20"/>
+          <w:szCs w:val="20"/>
+        </w:rPr>
+      </w:pPr>
+      <w:r>
+        <w:rPr>
+          <w:rFonts w:ascii="Courier New" w:eastAsia="Times New Roman" w:hAnsi="Courier New" w:cs="Courier New"/>
+          <w:sz w:val="20"/>
+          <w:szCs w:val="20"/>
+        </w:rPr>
+        <w:t xml:space="preserve">a - b = </w:t>
+      </w:r>
+      <w:proofErr w:type="gramStart"/>
+      <w:r>
+        <w:rPr>
+          <w:rFonts w:ascii="Courier New" w:eastAsia="Times New Roman" w:hAnsi="Courier New" w:cs="Courier New"/>
+          <w:sz w:val="20"/>
+          <w:szCs w:val="20"/>
+        </w:rPr>
+        <w:t>0  →</w:t>
+      </w:r>
+      <w:proofErr w:type="gramEnd"/>
+      <w:r>
+        <w:rPr>
+          <w:rFonts w:ascii="Courier New" w:eastAsia="Times New Roman" w:hAnsi="Courier New" w:cs="Courier New"/>
+          <w:sz w:val="20"/>
+          <w:szCs w:val="20"/>
+        </w:rPr>
+        <w:t xml:space="preserve"> they are equal</w:t>
+      </w:r>
+    </w:p>
+    <w:p>
+      <w:pPr>
+        <w:spacing w:before="100" w:beforeAutospacing="1" w:after="100" w:afterAutospacing="1" w:line="240" w:lineRule="auto"/>
+        <w:rPr>
+          <w:rFonts w:ascii="Times New Roman" w:eastAsia="Times New Roman" w:hAnsi="Times New Roman" w:cs="Times New Roman"/>
+          <w:sz w:val="24"/>
+          <w:szCs w:val="24"/>
+        </w:rPr>
+      </w:pPr>
+      <w:r>
+        <w:rPr>
+          <w:rFonts w:ascii="Times New Roman" w:eastAsia="Times New Roman" w:hAnsi="Times New Roman" w:cs="Times New Roman"/>
+          <w:sz w:val="24"/>
+          <w:szCs w:val="24"/>
+        </w:rPr>
+        <w:t>Example:</w:t>
+      </w:r>
+    </w:p>
+    <w:p>
+      <w:pPr>
+        <w:tabs>
+          <w:tab w:val="left" w:pos="916"/>
+          <w:tab w:val="left" w:pos="1832"/>
+          <w:tab w:val="left" w:pos="2748"/>
+          <w:tab w:val="left" w:pos="3664"/>
+          <w:tab w:val="left" w:pos="4580"/>
+          <w:tab w:val="left" w:pos="5496"/>
+          <w:tab w:val="left" w:pos="6412"/>
+          <w:tab w:val="left" w:pos="7328"/>
+          <w:tab w:val="left" w:pos="8244"/>
+          <w:tab w:val="left" w:pos="9160"/>
+          <w:tab w:val="left" w:pos="10076"/>
+          <w:tab w:val="left" w:pos="10992"/>
+          <w:tab w:val="left" w:pos="11908"/>
+          <w:tab w:val="left" w:pos="12824"/>
+          <w:tab w:val="left" w:pos="13740"/>
+          <w:tab w:val="left" w:pos="14656"/>
+        </w:tabs>
+        <w:spacing w:after="0" w:line="240" w:lineRule="auto"/>
+        <w:rPr>
+          <w:rFonts w:ascii="Courier New" w:eastAsia="Times New Roman" w:hAnsi="Courier New" w:cs="Courier New"/>
+          <w:sz w:val="20"/>
+          <w:szCs w:val="20"/>
+        </w:rPr>
+      </w:pPr>
+      <w:r>
+        <w:rPr>
+          <w:rFonts w:ascii="Courier New" w:eastAsia="Times New Roman" w:hAnsi="Courier New" w:cs="Courier New"/>
+          <w:sz w:val="20"/>
+          <w:szCs w:val="20"/>
+        </w:rPr>
+        <w:t>[10, 2, 5]</w:t>
+      </w:r>
+    </w:p>
+    <w:p>
+      <w:pPr>
+        <w:spacing w:before="100" w:beforeAutospacing="1" w:after="100" w:afterAutospacing="1" w:line="240" w:lineRule="auto"/>
+        <w:rPr>
+          <w:rFonts w:ascii="Times New Roman" w:eastAsia="Times New Roman" w:hAnsi="Times New Roman" w:cs="Times New Roman"/>
+          <w:sz w:val="24"/>
+          <w:szCs w:val="24"/>
+        </w:rPr>
+      </w:pPr>
+      <w:proofErr w:type="gramStart"/>
+      <w:r>
+        <w:rPr>
+          <w:rFonts w:ascii="Times New Roman" w:eastAsia="Times New Roman" w:hAnsi="Times New Roman" w:cs="Times New Roman"/>
+          <w:sz w:val="24"/>
+          <w:szCs w:val="24"/>
+        </w:rPr>
+        <w:t>becomes</w:t>
+      </w:r>
+      <w:proofErr w:type="gramEnd"/>
+      <w:r>
+        <w:rPr>
+          <w:rFonts w:ascii="Times New Roman" w:eastAsia="Times New Roman" w:hAnsi="Times New Roman" w:cs="Times New Roman"/>
+          <w:sz w:val="24"/>
+          <w:szCs w:val="24"/>
+        </w:rPr>
+        <w:t>:</w:t>
+      </w:r>
+    </w:p>
+    <w:p>
+      <w:pPr>
+        <w:tabs>
+          <w:tab w:val="left" w:pos="916"/>
+          <w:tab w:val="left" w:pos="1832"/>
+          <w:tab w:val="left" w:pos="2748"/>
+          <w:tab w:val="left" w:pos="3664"/>
+          <w:tab w:val="left" w:pos="4580"/>
+          <w:tab w:val="left" w:pos="5496"/>
+          <w:tab w:val="left" w:pos="6412"/>
+          <w:tab w:val="left" w:pos="7328"/>
+          <w:tab w:val="left" w:pos="8244"/>
+          <w:tab w:val="left" w:pos="9160"/>
+          <w:tab w:val="left" w:pos="10076"/>
+          <w:tab w:val="left" w:pos="10992"/>
+          <w:tab w:val="left" w:pos="11908"/>
+          <w:tab w:val="left" w:pos="12824"/>
+          <w:tab w:val="left" w:pos="13740"/>
+          <w:tab w:val="left" w:pos="14656"/>
+        </w:tabs>
+        <w:spacing w:after="0" w:line="240" w:lineRule="auto"/>
+        <w:rPr>
+          <w:rFonts w:ascii="Courier New" w:eastAsia="Times New Roman" w:hAnsi="Courier New" w:cs="Courier New"/>
+          <w:sz w:val="20"/>
+          <w:szCs w:val="20"/>
+        </w:rPr>
+      </w:pPr>
+      <w:r>
+        <w:rPr>
+          <w:rFonts w:ascii="Courier New" w:eastAsia="Times New Roman" w:hAnsi="Courier New" w:cs="Courier New"/>
+          <w:sz w:val="20"/>
+          <w:szCs w:val="20"/>
+        </w:rPr>
+        <w:t>[2, 5, 10]</w:t>
+      </w:r>
+    </w:p>
+    <w:p>
+      <w:pPr>
+        <w:spacing w:before="100" w:beforeAutospacing="1" w:after="100" w:afterAutospacing="1" w:line="240" w:lineRule="auto"/>
+        <w:rPr>
+          <w:rFonts w:ascii="Times New Roman" w:eastAsia="Times New Roman" w:hAnsi="Times New Roman" w:cs="Times New Roman"/>
+          <w:sz w:val="24"/>
+          <w:szCs w:val="24"/>
+        </w:rPr>
+      </w:pPr>
+      <w:r>
+        <w:rPr>
+          <w:rFonts w:ascii="Times New Roman" w:eastAsia="Times New Roman" w:hAnsi="Times New Roman" w:cs="Times New Roman"/>
+          <w:sz w:val="24"/>
+          <w:szCs w:val="24"/>
+        </w:rPr>
+        <w:t>So remember:</w:t>
+      </w:r>
+    </w:p>
+    <w:p>
+      <w:pPr>
+        <w:tabs>
+          <w:tab w:val="left" w:pos="916"/>
+          <w:tab w:val="left" w:pos="1832"/>
+          <w:tab w:val="left" w:pos="2748"/>
+          <w:tab w:val="left" w:pos="3664"/>
+          <w:tab w:val="left" w:pos="4580"/>
+          <w:tab w:val="left" w:pos="5496"/>
+          <w:tab w:val="left" w:pos="6412"/>
+          <w:tab w:val="left" w:pos="7328"/>
+          <w:tab w:val="left" w:pos="8244"/>
+          <w:tab w:val="left" w:pos="9160"/>
+          <w:tab w:val="left" w:pos="10076"/>
+          <w:tab w:val="left" w:pos="10992"/>
+          <w:tab w:val="left" w:pos="11908"/>
+          <w:tab w:val="left" w:pos="12824"/>
+          <w:tab w:val="left" w:pos="13740"/>
+          <w:tab w:val="left" w:pos="14656"/>
+        </w:tabs>
+        <w:spacing w:after="0" w:line="240" w:lineRule="auto"/>
+        <w:rPr>
+          <w:rFonts w:ascii="Courier New" w:eastAsia="Times New Roman" w:hAnsi="Courier New" w:cs="Courier New"/>
+          <w:sz w:val="20"/>
+          <w:szCs w:val="20"/>
+        </w:rPr>
+      </w:pPr>
+      <w:proofErr w:type="spellStart"/>
+      <w:proofErr w:type="gramStart"/>
+      <w:r>
+        <w:rPr>
+          <w:rFonts w:ascii="Courier New" w:eastAsia="Times New Roman" w:hAnsi="Courier New" w:cs="Courier New"/>
+          <w:sz w:val="20"/>
+          <w:szCs w:val="20"/>
+        </w:rPr>
+        <w:t>A.sort</w:t>
+      </w:r>
+      <w:proofErr w:type="spellEnd"/>
+      <w:r>
+        <w:rPr>
+          <w:rFonts w:ascii="Courier New" w:eastAsia="Times New Roman" w:hAnsi="Courier New" w:cs="Courier New"/>
+          <w:sz w:val="20"/>
+          <w:szCs w:val="20"/>
+        </w:rPr>
+        <w:t>(</w:t>
+      </w:r>
+      <w:proofErr w:type="gramEnd"/>
+      <w:r>
+        <w:rPr>
+          <w:rFonts w:ascii="Courier New" w:eastAsia="Times New Roman" w:hAnsi="Courier New" w:cs="Courier New"/>
+          <w:sz w:val="20"/>
+          <w:szCs w:val="20"/>
+        </w:rPr>
+        <w:t>(a, b) =&gt; a - b); // ascending</w:t>
+      </w:r>
+    </w:p>
+    <w:p>
+      <w:pPr>
+        <w:tabs>
+          <w:tab w:val="left" w:pos="916"/>
+          <w:tab w:val="left" w:pos="1832"/>
+          <w:tab w:val="left" w:pos="2748"/>
+          <w:tab w:val="left" w:pos="3664"/>
+          <w:tab w:val="left" w:pos="4580"/>
+          <w:tab w:val="left" w:pos="5496"/>
+          <w:tab w:val="left" w:pos="6412"/>
+          <w:tab w:val="left" w:pos="7328"/>
+          <w:tab w:val="left" w:pos="8244"/>
+          <w:tab w:val="left" w:pos="9160"/>
+          <w:tab w:val="left" w:pos="10076"/>
+          <w:tab w:val="left" w:pos="10992"/>
+          <w:tab w:val="left" w:pos="11908"/>
+          <w:tab w:val="left" w:pos="12824"/>
+          <w:tab w:val="left" w:pos="13740"/>
+          <w:tab w:val="left" w:pos="14656"/>
+        </w:tabs>
+        <w:spacing w:after="0" w:line="240" w:lineRule="auto"/>
+        <w:rPr>
+          <w:rFonts w:ascii="Courier New" w:eastAsia="Times New Roman" w:hAnsi="Courier New" w:cs="Courier New"/>
+          <w:sz w:val="20"/>
+          <w:szCs w:val="20"/>
+        </w:rPr>
+      </w:pPr>
+      <w:proofErr w:type="spellStart"/>
+      <w:proofErr w:type="gramStart"/>
+      <w:r>
+        <w:rPr>
+          <w:rFonts w:ascii="Courier New" w:eastAsia="Times New Roman" w:hAnsi="Courier New" w:cs="Courier New"/>
+          <w:sz w:val="20"/>
+          <w:szCs w:val="20"/>
+        </w:rPr>
+        <w:t>A.sort</w:t>
+      </w:r>
+      <w:proofErr w:type="spellEnd"/>
+      <w:r>
+        <w:rPr>
+          <w:rFonts w:ascii="Courier New" w:eastAsia="Times New Roman" w:hAnsi="Courier New" w:cs="Courier New"/>
+          <w:sz w:val="20"/>
+          <w:szCs w:val="20"/>
+        </w:rPr>
+        <w:t>(</w:t>
+      </w:r>
+      <w:proofErr w:type="gramEnd"/>
+      <w:r>
+        <w:rPr>
+          <w:rFonts w:ascii="Courier New" w:eastAsia="Times New Roman" w:hAnsi="Courier New" w:cs="Courier New"/>
+          <w:sz w:val="20"/>
+          <w:szCs w:val="20"/>
+        </w:rPr>
+        <w:t>(a, b) =&gt; b - a); // descending</w:t>
+      </w:r>
+    </w:p>
     <w:p>
       <w:bookmarkStart w:id="0" w:name="_GoBack"/>
       <w:bookmarkEnd w:id="0"/>
@@ -5077,6 +6792,114 @@
     <w:semiHidden/>
     <w:unhideWhenUsed/>
   </w:style>
+  <w:style w:type="paragraph" w:styleId="NormalWeb">
+    <w:name w:val="Normal (Web)"/>
+    <w:basedOn w:val="Normal"/>
+    <w:uiPriority w:val="99"/>
+    <w:semiHidden/>
+    <w:unhideWhenUsed/>
+    <w:rsid w:val="009F6CE3"/>
+    <w:pPr>
+      <w:spacing w:before="100" w:beforeAutospacing="1" w:after="100" w:afterAutospacing="1" w:line="240" w:lineRule="auto"/>
+    </w:pPr>
+    <w:rPr>
+      <w:rFonts w:ascii="Times New Roman" w:eastAsia="Times New Roman" w:hAnsi="Times New Roman" w:cs="Times New Roman"/>
+      <w:sz w:val="24"/>
+      <w:szCs w:val="24"/>
+    </w:rPr>
+  </w:style>
+  <w:style w:type="character" w:styleId="HTMLCode">
+    <w:name w:val="HTML Code"/>
+    <w:basedOn w:val="DefaultParagraphFont"/>
+    <w:uiPriority w:val="99"/>
+    <w:semiHidden/>
+    <w:unhideWhenUsed/>
+    <w:rsid w:val="009F6CE3"/>
+    <w:rPr>
+      <w:rFonts w:ascii="Courier New" w:eastAsia="Times New Roman" w:hAnsi="Courier New" w:cs="Courier New"/>
+      <w:sz w:val="20"/>
+      <w:szCs w:val="20"/>
+    </w:rPr>
+  </w:style>
+  <w:style w:type="character" w:styleId="Strong">
+    <w:name w:val="Strong"/>
+    <w:basedOn w:val="DefaultParagraphFont"/>
+    <w:uiPriority w:val="22"/>
+    <w:qFormat/>
+    <w:rsid w:val="009F6CE3"/>
+    <w:rPr>
+      <w:b/>
+      <w:bCs/>
+    </w:rPr>
+  </w:style>
+  <w:style w:type="paragraph" w:styleId="HTMLPreformatted">
+    <w:name w:val="HTML Preformatted"/>
+    <w:basedOn w:val="Normal"/>
+    <w:link w:val="HTMLPreformattedChar"/>
+    <w:uiPriority w:val="99"/>
+    <w:semiHidden/>
+    <w:unhideWhenUsed/>
+    <w:rsid w:val="009F6CE3"/>
+    <w:pPr>
+      <w:tabs>
+        <w:tab w:val="left" w:pos="916"/>
+        <w:tab w:val="left" w:pos="1832"/>
+        <w:tab w:val="left" w:pos="2748"/>
+        <w:tab w:val="left" w:pos="3664"/>
+        <w:tab w:val="left" w:pos="4580"/>
+        <w:tab w:val="left" w:pos="5496"/>
+        <w:tab w:val="left" w:pos="6412"/>
+        <w:tab w:val="left" w:pos="7328"/>
+        <w:tab w:val="left" w:pos="8244"/>
+        <w:tab w:val="left" w:pos="9160"/>
+        <w:tab w:val="left" w:pos="10076"/>
+        <w:tab w:val="left" w:pos="10992"/>
+        <w:tab w:val="left" w:pos="11908"/>
+        <w:tab w:val="left" w:pos="12824"/>
+        <w:tab w:val="left" w:pos="13740"/>
+        <w:tab w:val="left" w:pos="14656"/>
+      </w:tabs>
+      <w:spacing w:after="0" w:line="240" w:lineRule="auto"/>
+    </w:pPr>
+    <w:rPr>
+      <w:rFonts w:ascii="Courier New" w:eastAsia="Times New Roman" w:hAnsi="Courier New" w:cs="Courier New"/>
+      <w:sz w:val="20"/>
+      <w:szCs w:val="20"/>
+    </w:rPr>
+  </w:style>
+  <w:style w:type="character" w:customStyle="1" w:styleId="HTMLPreformattedChar">
+    <w:name w:val="HTML Preformatted Char"/>
+    <w:basedOn w:val="DefaultParagraphFont"/>
+    <w:link w:val="HTMLPreformatted"/>
+    <w:uiPriority w:val="99"/>
+    <w:semiHidden/>
+    <w:rsid w:val="009F6CE3"/>
+    <w:rPr>
+      <w:rFonts w:ascii="Courier New" w:eastAsia="Times New Roman" w:hAnsi="Courier New" w:cs="Courier New"/>
+      <w:sz w:val="20"/>
+      <w:szCs w:val="20"/>
+    </w:rPr>
+  </w:style>
+  <w:style w:type="character" w:customStyle="1" w:styleId="v">
+    <w:name w:val="ͼv"/>
+    <w:basedOn w:val="DefaultParagraphFont"/>
+    <w:rsid w:val="009F6CE3"/>
+  </w:style>
+  <w:style w:type="character" w:customStyle="1" w:styleId="11">
+    <w:name w:val="ͼ11"/>
+    <w:basedOn w:val="DefaultParagraphFont"/>
+    <w:rsid w:val="009F6CE3"/>
+  </w:style>
+  <w:style w:type="character" w:customStyle="1" w:styleId="y">
+    <w:name w:val="ͼy"/>
+    <w:basedOn w:val="DefaultParagraphFont"/>
+    <w:rsid w:val="009F6CE3"/>
+  </w:style>
+  <w:style w:type="character" w:customStyle="1" w:styleId="t">
+    <w:name w:val="ͼt"/>
+    <w:basedOn w:val="DefaultParagraphFont"/>
+    <w:rsid w:val="009F6CE3"/>
+  </w:style>
 </w:styles>
 </file>
 
